--- a/klagomål/A 6086-2026 FSC-klagomål.docx
+++ b/klagomål/A 6086-2026 FSC-klagomål.docx
@@ -749,7 +749,7 @@
     <w:r>
       <w:tab/>
       <w:tab/>
-      <w:t>2026-02-28</w:t>
+      <w:t>2026-03-01</w:t>
       <w:br/>
       <w:br/>
     </w:r>

--- a/klagomål/A 6086-2026 FSC-klagomål.docx
+++ b/klagomål/A 6086-2026 FSC-klagomål.docx
@@ -749,7 +749,7 @@
     <w:r>
       <w:tab/>
       <w:tab/>
-      <w:t>2026-03-01</w:t>
+      <w:t>2026-03-02</w:t>
       <w:br/>
       <w:br/>
     </w:r>

--- a/klagomål/A 6086-2026 FSC-klagomål.docx
+++ b/klagomål/A 6086-2026 FSC-klagomål.docx
@@ -749,7 +749,7 @@
     <w:r>
       <w:tab/>
       <w:tab/>
-      <w:t>2026-03-02</w:t>
+      <w:t>2026-03-03</w:t>
       <w:br/>
       <w:br/>
     </w:r>

--- a/klagomål/A 6086-2026 FSC-klagomål.docx
+++ b/klagomål/A 6086-2026 FSC-klagomål.docx
@@ -749,7 +749,7 @@
     <w:r>
       <w:tab/>
       <w:tab/>
-      <w:t>2026-03-03</w:t>
+      <w:t>2026-03-04</w:t>
       <w:br/>
       <w:br/>
     </w:r>

--- a/klagomål/A 6086-2026 FSC-klagomål.docx
+++ b/klagomål/A 6086-2026 FSC-klagomål.docx
@@ -749,7 +749,7 @@
     <w:r>
       <w:tab/>
       <w:tab/>
-      <w:t>2026-03-04</w:t>
+      <w:t>2026-03-05</w:t>
       <w:br/>
       <w:br/>
     </w:r>

--- a/klagomål/A 6086-2026 FSC-klagomål.docx
+++ b/klagomål/A 6086-2026 FSC-klagomål.docx
@@ -749,7 +749,7 @@
     <w:r>
       <w:tab/>
       <w:tab/>
-      <w:t>2026-03-05</w:t>
+      <w:t>2026-03-06</w:t>
       <w:br/>
       <w:br/>
     </w:r>

--- a/klagomål/A 6086-2026 FSC-klagomål.docx
+++ b/klagomål/A 6086-2026 FSC-klagomål.docx
@@ -749,7 +749,7 @@
     <w:r>
       <w:tab/>
       <w:tab/>
-      <w:t>2026-03-06</w:t>
+      <w:t>2026-03-07</w:t>
       <w:br/>
       <w:br/>
     </w:r>

--- a/klagomål/A 6086-2026 FSC-klagomål.docx
+++ b/klagomål/A 6086-2026 FSC-klagomål.docx
@@ -338,6 +338,17 @@
         <w:rPr>
           <w:b/>
         </w:rPr>
+        <w:t xml:space="preserve">Puderspindling (NT) </w:t>
+      </w:r>
+      <w:r>
+        <w:t>bildar mykorrhiza med gran och växer i äldre ängsgranskog på kalkrik mark. Påträffas ofta i myrstackar. Storskaligt skogsbruk med kalavverkning och markberedning eller kraftig gallring är det främsta hotet mot arten. På sikt är det ett problem att skogar av denna typ, med stort inslag av äldre träd inte nybildas. Ett fullständigt skydd för artens lokaler bör övervägas. Där avverkning ändå tillåts måste den ske försiktigt så att kontinuiteten i trädskiktet inte bryts. Ett tillräckligt antal äldre träd måste finnas kvar i beståndet. Det är önskvärt med stor naturvårdshänsyn i alla områden med äldre granskog på näringsrik mark oavsett om dess flora är känd eller ej (SLU Artdatabanken, 2025).</w:t>
+      </w:r>
+    </w:p>
+    <w:p>
+      <w:r>
+        <w:rPr>
+          <w:b/>
+        </w:rPr>
         <w:t xml:space="preserve">Rödgul trumpetsvamp </w:t>
       </w:r>
       <w:r>
@@ -749,7 +760,7 @@
     <w:r>
       <w:tab/>
       <w:tab/>
-      <w:t>2026-03-13</w:t>
+      <w:t>2026-03-16</w:t>
       <w:br/>
       <w:br/>
     </w:r>

--- a/klagomål/A 6086-2026 FSC-klagomål.docx
+++ b/klagomål/A 6086-2026 FSC-klagomål.docx
@@ -760,7 +760,7 @@
     <w:r>
       <w:tab/>
       <w:tab/>
-      <w:t>2026-03-16</w:t>
+      <w:t>2026-03-17</w:t>
       <w:br/>
       <w:br/>
     </w:r>

--- a/klagomål/A 6086-2026 FSC-klagomål.docx
+++ b/klagomål/A 6086-2026 FSC-klagomål.docx
@@ -760,7 +760,7 @@
     <w:r>
       <w:tab/>
       <w:tab/>
-      <w:t>2026-03-17</w:t>
+      <w:t>2026-03-18</w:t>
       <w:br/>
       <w:br/>
     </w:r>

--- a/klagomål/A 6086-2026 FSC-klagomål.docx
+++ b/klagomål/A 6086-2026 FSC-klagomål.docx
@@ -760,7 +760,7 @@
     <w:r>
       <w:tab/>
       <w:tab/>
-      <w:t>2026-03-18</w:t>
+      <w:t>2026-03-19</w:t>
       <w:br/>
       <w:br/>
     </w:r>

--- a/klagomål/A 6086-2026 FSC-klagomål.docx
+++ b/klagomål/A 6086-2026 FSC-klagomål.docx
@@ -760,7 +760,7 @@
     <w:r>
       <w:tab/>
       <w:tab/>
-      <w:t>2026-03-19</w:t>
+      <w:t>2026-03-20</w:t>
       <w:br/>
       <w:br/>
     </w:r>

--- a/klagomål/A 6086-2026 FSC-klagomål.docx
+++ b/klagomål/A 6086-2026 FSC-klagomål.docx
@@ -760,7 +760,7 @@
     <w:r>
       <w:tab/>
       <w:tab/>
-      <w:t>2026-03-20</w:t>
+      <w:t>2026-03-21</w:t>
       <w:br/>
       <w:br/>
     </w:r>

--- a/klagomål/A 6086-2026 FSC-klagomål.docx
+++ b/klagomål/A 6086-2026 FSC-klagomål.docx
@@ -760,7 +760,7 @@
     <w:r>
       <w:tab/>
       <w:tab/>
-      <w:t>2026-03-21</w:t>
+      <w:t>2026-03-22</w:t>
       <w:br/>
       <w:br/>
     </w:r>

--- a/klagomål/A 6086-2026 FSC-klagomål.docx
+++ b/klagomål/A 6086-2026 FSC-klagomål.docx
@@ -760,7 +760,7 @@
     <w:r>
       <w:tab/>
       <w:tab/>
-      <w:t>2026-03-22</w:t>
+      <w:t>2026-03-23</w:t>
       <w:br/>
       <w:br/>
     </w:r>

--- a/klagomål/A 6086-2026 FSC-klagomål.docx
+++ b/klagomål/A 6086-2026 FSC-klagomål.docx
@@ -760,7 +760,7 @@
     <w:r>
       <w:tab/>
       <w:tab/>
-      <w:t>2026-03-23</w:t>
+      <w:t>2026-03-24</w:t>
       <w:br/>
       <w:br/>
     </w:r>

--- a/klagomål/A 6086-2026 FSC-klagomål.docx
+++ b/klagomål/A 6086-2026 FSC-klagomål.docx
@@ -760,7 +760,7 @@
     <w:r>
       <w:tab/>
       <w:tab/>
-      <w:t>2026-03-24</w:t>
+      <w:t>2026-03-25</w:t>
       <w:br/>
       <w:br/>
     </w:r>

--- a/klagomål/A 6086-2026 FSC-klagomål.docx
+++ b/klagomål/A 6086-2026 FSC-klagomål.docx
@@ -760,7 +760,7 @@
     <w:r>
       <w:tab/>
       <w:tab/>
-      <w:t>2026-03-25</w:t>
+      <w:t>2026-03-26</w:t>
       <w:br/>
       <w:br/>
     </w:r>

--- a/klagomål/A 6086-2026 FSC-klagomål.docx
+++ b/klagomål/A 6086-2026 FSC-klagomål.docx
@@ -760,7 +760,7 @@
     <w:r>
       <w:tab/>
       <w:tab/>
-      <w:t>2026-03-26</w:t>
+      <w:t>2026-03-27</w:t>
       <w:br/>
       <w:br/>
     </w:r>

--- a/klagomål/A 6086-2026 FSC-klagomål.docx
+++ b/klagomål/A 6086-2026 FSC-klagomål.docx
@@ -760,7 +760,7 @@
     <w:r>
       <w:tab/>
       <w:tab/>
-      <w:t>2026-03-27</w:t>
+      <w:t>2026-03-28</w:t>
       <w:br/>
       <w:br/>
     </w:r>

--- a/klagomål/A 6086-2026 FSC-klagomål.docx
+++ b/klagomål/A 6086-2026 FSC-klagomål.docx
@@ -760,7 +760,7 @@
     <w:r>
       <w:tab/>
       <w:tab/>
-      <w:t>2026-03-28</w:t>
+      <w:t>2026-03-29</w:t>
       <w:br/>
       <w:br/>
     </w:r>

--- a/klagomål/A 6086-2026 FSC-klagomål.docx
+++ b/klagomål/A 6086-2026 FSC-klagomål.docx
@@ -760,7 +760,7 @@
     <w:r>
       <w:tab/>
       <w:tab/>
-      <w:t>2026-03-29</w:t>
+      <w:t>2026-03-30</w:t>
       <w:br/>
       <w:br/>
     </w:r>

--- a/klagomål/A 6086-2026 FSC-klagomål.docx
+++ b/klagomål/A 6086-2026 FSC-klagomål.docx
@@ -760,7 +760,7 @@
     <w:r>
       <w:tab/>
       <w:tab/>
-      <w:t>2026-03-30</w:t>
+      <w:t>2026-03-31</w:t>
       <w:br/>
       <w:br/>
     </w:r>

--- a/klagomål/A 6086-2026 FSC-klagomål.docx
+++ b/klagomål/A 6086-2026 FSC-klagomål.docx
@@ -760,7 +760,7 @@
     <w:r>
       <w:tab/>
       <w:tab/>
-      <w:t>2026-03-31</w:t>
+      <w:t>2026-04-01</w:t>
       <w:br/>
       <w:br/>
     </w:r>

--- a/klagomål/A 6086-2026 FSC-klagomål.docx
+++ b/klagomål/A 6086-2026 FSC-klagomål.docx
@@ -760,7 +760,7 @@
     <w:r>
       <w:tab/>
       <w:tab/>
-      <w:t>2026-04-01</w:t>
+      <w:t>2026-04-02</w:t>
       <w:br/>
       <w:br/>
     </w:r>

--- a/klagomål/A 6086-2026 FSC-klagomål.docx
+++ b/klagomål/A 6086-2026 FSC-klagomål.docx
@@ -760,7 +760,7 @@
     <w:r>
       <w:tab/>
       <w:tab/>
-      <w:t>2026-04-02</w:t>
+      <w:t>2026-04-03</w:t>
       <w:br/>
       <w:br/>
     </w:r>

--- a/klagomål/A 6086-2026 FSC-klagomål.docx
+++ b/klagomål/A 6086-2026 FSC-klagomål.docx
@@ -760,7 +760,7 @@
     <w:r>
       <w:tab/>
       <w:tab/>
-      <w:t>2026-04-03</w:t>
+      <w:t>2026-04-04</w:t>
       <w:br/>
       <w:br/>
     </w:r>

--- a/klagomål/A 6086-2026 FSC-klagomål.docx
+++ b/klagomål/A 6086-2026 FSC-klagomål.docx
@@ -760,7 +760,7 @@
     <w:r>
       <w:tab/>
       <w:tab/>
-      <w:t>2026-04-04</w:t>
+      <w:t>2026-04-05</w:t>
       <w:br/>
       <w:br/>
     </w:r>

--- a/klagomål/A 6086-2026 FSC-klagomål.docx
+++ b/klagomål/A 6086-2026 FSC-klagomål.docx
@@ -760,7 +760,7 @@
     <w:r>
       <w:tab/>
       <w:tab/>
-      <w:t>2026-04-05</w:t>
+      <w:t>2026-04-06</w:t>
       <w:br/>
       <w:br/>
     </w:r>

--- a/klagomål/A 6086-2026 FSC-klagomål.docx
+++ b/klagomål/A 6086-2026 FSC-klagomål.docx
@@ -251,7 +251,18 @@
         <w:rPr>
           <w:b/>
         </w:rPr>
-        <w:t xml:space="preserve">Kattfotslav </w:t>
+        <w:t>Fjällig taggsvamp s.str. (NT)</w:t>
+      </w:r>
+      <w:r>
+        <w:t xml:space="preserve"> bildar mykorrhiza med gran i granskog och barrblandskog, främst på frisk näringsrik mark i äldre skog med lång trädkontinuitet. Den totala populationen i landet har minskat och bedöms fortsätta minska till följd av avverkning av äldre barrskogar. Minskningstakten för den svenska populationen bedöms vara nära gränsvärdet för sårbar (VU) (SLU Artdatabanken, 2026).</w:t>
+      </w:r>
+    </w:p>
+    <w:p>
+      <w:r>
+        <w:rPr>
+          <w:b/>
+        </w:rPr>
+        <w:t xml:space="preserve">Kattfotslav (NT) </w:t>
       </w:r>
       <w:r>
         <w:t xml:space="preserve">är en mycket god signalart i hela sitt svenska utbredningsområde och skogsbestånd med kattfotslav är alltid värdefulla ur naturvårdssynpunkt. Arten indikerar dels ett mikroklimat med konstant hög luftfuktighet, dels kontinuitet av äldre träd och god trädslutenhet. Trots att den är vanligare i sydvästra Sverige växer den enbart i skogsbestånd med höga naturvärden. Den är känslig för skogliga ingrepp som kan förändra lokal- och mikroklimat. Kattfotslav är typisk art för </w:t>
@@ -272,7 +283,7 @@
         <w:t xml:space="preserve"> 9190 Näringsfattig ekskog</w:t>
       </w:r>
       <w:r>
-        <w:t>. Arten har minskat kraftigt under de senaste åren och enligt artdatabankens preliminära bedömning kommer den att bli rödlistad som nära hotad (NT) i nästa rödlista som kommer 2026 (Nitare &amp; Skogsstyrelsen, 2019; SLU Artdatabanken, 2025).</w:t>
+        <w:t xml:space="preserve"> (Nitare &amp; Skogsstyrelsen, 2019; SLU Artdatabanken, 2026).</w:t>
       </w:r>
     </w:p>
     <w:p>
@@ -353,6 +364,17 @@
       </w:r>
       <w:r>
         <w:t>signalerar kalkrika barrsumpskogar eller avgränsade små mineralrika ytor i barrskogslandskapet, vilka normalt har höga naturvärden. I urbergsbygder är den en bra signalart på känsliga skogsbiotoper (Nitare &amp; Skogsstyrelsen, 2019).</w:t>
+      </w:r>
+    </w:p>
+    <w:p>
+      <w:r>
+        <w:rPr>
+          <w:b/>
+        </w:rPr>
+        <w:t xml:space="preserve">Skarp dropptaggsvamp (NT) </w:t>
+      </w:r>
+      <w:r>
+        <w:t>bildar mykorrhiza med både gran och tall, främst i barrskogar med trädkontinuitet. Arten uppträder dels i näringsrik kalkbarrskog och dels i sur lavtallskog. Kalkbarrskogarna är ofta grandominerade, olikåldriga och skiktade på frisk mark med ett örtrikt vegetationsskikt. Lavtallskogarna är i regel magra, torra, ljusöppna och ofta brandpräglade. Den totala populationen i landet har minskat och bedöms fortsätta minska till följd av avverkning av äldre barrskogar. Arten har begränsad förmåga att återetablera sig efter slutavverkning eller andra storskaliga skogsbruksåtgärder. Det saknas indikationer på att arten långsiktigt kan etablera eller reproducera sig i skogsbestånd som brukas med metoder som trakthyggesbruk, markberedning, gödsling eller föryngring med förädlat plantmaterial. Minskningstakten för den svenska populationen bedöms vara nära gränsvärdet för Sårbar (VU) (SLU Artdatabanken, 2026).</w:t>
       </w:r>
     </w:p>
     <w:p>
@@ -760,7 +782,7 @@
     <w:r>
       <w:tab/>
       <w:tab/>
-      <w:t>2026-04-06</w:t>
+      <w:t>2026-04-07</w:t>
       <w:br/>
       <w:br/>
     </w:r>

--- a/klagomål/A 6086-2026 FSC-klagomål.docx
+++ b/klagomål/A 6086-2026 FSC-klagomål.docx
@@ -782,7 +782,7 @@
     <w:r>
       <w:tab/>
       <w:tab/>
-      <w:t>2026-04-07</w:t>
+      <w:t>2026-04-08</w:t>
       <w:br/>
       <w:br/>
     </w:r>

--- a/klagomål/A 6086-2026 FSC-klagomål.docx
+++ b/klagomål/A 6086-2026 FSC-klagomål.docx
@@ -782,7 +782,7 @@
     <w:r>
       <w:tab/>
       <w:tab/>
-      <w:t>2026-04-08</w:t>
+      <w:t>2026-04-09</w:t>
       <w:br/>
       <w:br/>
     </w:r>

--- a/klagomål/A 6086-2026 FSC-klagomål.docx
+++ b/klagomål/A 6086-2026 FSC-klagomål.docx
@@ -782,7 +782,7 @@
     <w:r>
       <w:tab/>
       <w:tab/>
-      <w:t>2026-04-09</w:t>
+      <w:t>2026-04-10</w:t>
       <w:br/>
       <w:br/>
     </w:r>

--- a/klagomål/A 6086-2026 FSC-klagomål.docx
+++ b/klagomål/A 6086-2026 FSC-klagomål.docx
@@ -782,7 +782,7 @@
     <w:r>
       <w:tab/>
       <w:tab/>
-      <w:t>2026-04-10</w:t>
+      <w:t>2026-04-11</w:t>
       <w:br/>
       <w:br/>
     </w:r>

--- a/klagomål/A 6086-2026 FSC-klagomål.docx
+++ b/klagomål/A 6086-2026 FSC-klagomål.docx
@@ -782,7 +782,7 @@
     <w:r>
       <w:tab/>
       <w:tab/>
-      <w:t>2026-05-16</w:t>
+      <w:t>2026-05-17</w:t>
       <w:br/>
       <w:br/>
     </w:r>

--- a/klagomål/A 6086-2026 FSC-klagomål.docx
+++ b/klagomål/A 6086-2026 FSC-klagomål.docx
@@ -782,7 +782,7 @@
     <w:r>
       <w:tab/>
       <w:tab/>
-      <w:t>2026-05-17</w:t>
+      <w:t>2026-05-18</w:t>
       <w:br/>
       <w:br/>
     </w:r>

--- a/klagomål/A 6086-2026 FSC-klagomål.docx
+++ b/klagomål/A 6086-2026 FSC-klagomål.docx
@@ -782,7 +782,7 @@
     <w:r>
       <w:tab/>
       <w:tab/>
-      <w:t>2026-05-18</w:t>
+      <w:t>2026-05-19</w:t>
       <w:br/>
       <w:br/>
     </w:r>

--- a/klagomål/A 6086-2026 FSC-klagomål.docx
+++ b/klagomål/A 6086-2026 FSC-klagomål.docx
@@ -782,7 +782,7 @@
     <w:r>
       <w:tab/>
       <w:tab/>
-      <w:t>2026-05-19</w:t>
+      <w:t>2026-05-20</w:t>
       <w:br/>
       <w:br/>
     </w:r>

--- a/klagomål/A 6086-2026 FSC-klagomål.docx
+++ b/klagomål/A 6086-2026 FSC-klagomål.docx
@@ -782,7 +782,7 @@
     <w:r>
       <w:tab/>
       <w:tab/>
-      <w:t>2026-05-20</w:t>
+      <w:t>2026-05-21</w:t>
       <w:br/>
       <w:br/>
     </w:r>

--- a/klagomål/A 6086-2026 FSC-klagomål.docx
+++ b/klagomål/A 6086-2026 FSC-klagomål.docx
@@ -782,7 +782,7 @@
     <w:r>
       <w:tab/>
       <w:tab/>
-      <w:t>2026-05-21</w:t>
+      <w:t>2026-05-22</w:t>
       <w:br/>
       <w:br/>
     </w:r>

--- a/klagomål/A 6086-2026 FSC-klagomål.docx
+++ b/klagomål/A 6086-2026 FSC-klagomål.docx
@@ -782,7 +782,7 @@
     <w:r>
       <w:tab/>
       <w:tab/>
-      <w:t>2026-05-22</w:t>
+      <w:t>2026-05-23</w:t>
       <w:br/>
       <w:br/>
     </w:r>

--- a/klagomål/A 6086-2026 FSC-klagomål.docx
+++ b/klagomål/A 6086-2026 FSC-klagomål.docx
@@ -782,7 +782,7 @@
     <w:r>
       <w:tab/>
       <w:tab/>
-      <w:t>2026-05-23</w:t>
+      <w:t>2026-05-24</w:t>
       <w:br/>
       <w:br/>
     </w:r>

--- a/klagomål/A 6086-2026 FSC-klagomål.docx
+++ b/klagomål/A 6086-2026 FSC-klagomål.docx
@@ -782,7 +782,7 @@
     <w:r>
       <w:tab/>
       <w:tab/>
-      <w:t>2026-05-24</w:t>
+      <w:t>2026-05-25</w:t>
       <w:br/>
       <w:br/>
     </w:r>

--- a/klagomål/A 6086-2026 FSC-klagomål.docx
+++ b/klagomål/A 6086-2026 FSC-klagomål.docx
@@ -782,7 +782,7 @@
     <w:r>
       <w:tab/>
       <w:tab/>
-      <w:t>2026-05-25</w:t>
+      <w:t>2026-05-26</w:t>
       <w:br/>
       <w:br/>
     </w:r>

--- a/klagomål/A 6086-2026 FSC-klagomål.docx
+++ b/klagomål/A 6086-2026 FSC-klagomål.docx
@@ -782,7 +782,7 @@
     <w:r>
       <w:tab/>
       <w:tab/>
-      <w:t>2026-05-26</w:t>
+      <w:t>2026-05-27</w:t>
       <w:br/>
       <w:br/>
     </w:r>

--- a/klagomål/A 6086-2026 FSC-klagomål.docx
+++ b/klagomål/A 6086-2026 FSC-klagomål.docx
@@ -782,7 +782,7 @@
     <w:r>
       <w:tab/>
       <w:tab/>
-      <w:t>2026-05-27</w:t>
+      <w:t>2026-05-28</w:t>
       <w:br/>
       <w:br/>
     </w:r>

--- a/klagomål/A 6086-2026 FSC-klagomål.docx
+++ b/klagomål/A 6086-2026 FSC-klagomål.docx
@@ -782,7 +782,7 @@
     <w:r>
       <w:tab/>
       <w:tab/>
-      <w:t>2026-05-28</w:t>
+      <w:t>2026-05-29</w:t>
       <w:br/>
       <w:br/>
     </w:r>

--- a/klagomål/A 6086-2026 FSC-klagomål.docx
+++ b/klagomål/A 6086-2026 FSC-klagomål.docx
@@ -782,7 +782,7 @@
     <w:r>
       <w:tab/>
       <w:tab/>
-      <w:t>2026-05-29</w:t>
+      <w:t>2026-05-30</w:t>
       <w:br/>
       <w:br/>
     </w:r>

--- a/klagomål/A 6086-2026 FSC-klagomål.docx
+++ b/klagomål/A 6086-2026 FSC-klagomål.docx
@@ -782,7 +782,7 @@
     <w:r>
       <w:tab/>
       <w:tab/>
-      <w:t>2026-05-30</w:t>
+      <w:t>2026-05-31</w:t>
       <w:br/>
       <w:br/>
     </w:r>

--- a/klagomål/A 6086-2026 FSC-klagomål.docx
+++ b/klagomål/A 6086-2026 FSC-klagomål.docx
@@ -782,7 +782,7 @@
     <w:r>
       <w:tab/>
       <w:tab/>
-      <w:t>2026-05-31</w:t>
+      <w:t>2026-06-01</w:t>
       <w:br/>
       <w:br/>
     </w:r>

--- a/klagomål/A 6086-2026 FSC-klagomål.docx
+++ b/klagomål/A 6086-2026 FSC-klagomål.docx
@@ -782,7 +782,7 @@
     <w:r>
       <w:tab/>
       <w:tab/>
-      <w:t>2026-06-01</w:t>
+      <w:t>2026-06-02</w:t>
       <w:br/>
       <w:br/>
     </w:r>

--- a/klagomål/A 6086-2026 FSC-klagomål.docx
+++ b/klagomål/A 6086-2026 FSC-klagomål.docx
@@ -782,7 +782,7 @@
     <w:r>
       <w:tab/>
       <w:tab/>
-      <w:t>2026-06-02</w:t>
+      <w:t>2026-06-03</w:t>
       <w:br/>
       <w:br/>
     </w:r>

--- a/klagomål/A 6086-2026 FSC-klagomål.docx
+++ b/klagomål/A 6086-2026 FSC-klagomål.docx
@@ -782,7 +782,7 @@
     <w:r>
       <w:tab/>
       <w:tab/>
-      <w:t>2026-06-03</w:t>
+      <w:t>2026-06-04</w:t>
       <w:br/>
       <w:br/>
     </w:r>

--- a/klagomål/A 6086-2026 FSC-klagomål.docx
+++ b/klagomål/A 6086-2026 FSC-klagomål.docx
@@ -782,7 +782,7 @@
     <w:r>
       <w:tab/>
       <w:tab/>
-      <w:t>2026-06-04</w:t>
+      <w:t>2026-06-05</w:t>
       <w:br/>
       <w:br/>
     </w:r>

--- a/klagomål/A 6086-2026 FSC-klagomål.docx
+++ b/klagomål/A 6086-2026 FSC-klagomål.docx
@@ -782,7 +782,7 @@
     <w:r>
       <w:tab/>
       <w:tab/>
-      <w:t>2026-06-05</w:t>
+      <w:t>2026-06-06</w:t>
       <w:br/>
       <w:br/>
     </w:r>

--- a/klagomål/A 6086-2026 FSC-klagomål.docx
+++ b/klagomål/A 6086-2026 FSC-klagomål.docx
@@ -782,7 +782,7 @@
     <w:r>
       <w:tab/>
       <w:tab/>
-      <w:t>2026-06-06</w:t>
+      <w:t>2026-06-07</w:t>
       <w:br/>
       <w:br/>
     </w:r>

--- a/klagomål/A 6086-2026 FSC-klagomål.docx
+++ b/klagomål/A 6086-2026 FSC-klagomål.docx
@@ -782,7 +782,7 @@
     <w:r>
       <w:tab/>
       <w:tab/>
-      <w:t>2026-06-07</w:t>
+      <w:t>2026-06-08</w:t>
       <w:br/>
       <w:br/>
     </w:r>

--- a/klagomål/A 6086-2026 FSC-klagomål.docx
+++ b/klagomål/A 6086-2026 FSC-klagomål.docx
@@ -782,7 +782,7 @@
     <w:r>
       <w:tab/>
       <w:tab/>
-      <w:t>2026-06-08</w:t>
+      <w:t>2026-06-09</w:t>
       <w:br/>
       <w:br/>
     </w:r>

--- a/klagomål/A 6086-2026 FSC-klagomål.docx
+++ b/klagomål/A 6086-2026 FSC-klagomål.docx
@@ -782,7 +782,7 @@
     <w:r>
       <w:tab/>
       <w:tab/>
-      <w:t>2026-06-09</w:t>
+      <w:t>2026-06-10</w:t>
       <w:br/>
       <w:br/>
     </w:r>

--- a/klagomål/A 6086-2026 FSC-klagomål.docx
+++ b/klagomål/A 6086-2026 FSC-klagomål.docx
@@ -782,7 +782,7 @@
     <w:r>
       <w:tab/>
       <w:tab/>
-      <w:t>2026-06-10</w:t>
+      <w:t>2026-06-11</w:t>
       <w:br/>
       <w:br/>
     </w:r>

--- a/klagomål/A 6086-2026 FSC-klagomål.docx
+++ b/klagomål/A 6086-2026 FSC-klagomål.docx
@@ -782,7 +782,7 @@
     <w:r>
       <w:tab/>
       <w:tab/>
-      <w:t>2026-06-11</w:t>
+      <w:t>2026-06-12</w:t>
       <w:br/>
       <w:br/>
     </w:r>

--- a/klagomål/A 6086-2026 FSC-klagomål.docx
+++ b/klagomål/A 6086-2026 FSC-klagomål.docx
@@ -782,7 +782,7 @@
     <w:r>
       <w:tab/>
       <w:tab/>
-      <w:t>2026-06-12</w:t>
+      <w:t>2026-06-13</w:t>
       <w:br/>
       <w:br/>
     </w:r>

--- a/klagomål/A 6086-2026 FSC-klagomål.docx
+++ b/klagomål/A 6086-2026 FSC-klagomål.docx
@@ -782,7 +782,7 @@
     <w:r>
       <w:tab/>
       <w:tab/>
-      <w:t>2026-06-15</w:t>
+      <w:t>2026-06-16</w:t>
       <w:br/>
       <w:br/>
     </w:r>

--- a/klagomål/A 6086-2026 FSC-klagomål.docx
+++ b/klagomål/A 6086-2026 FSC-klagomål.docx
@@ -782,7 +782,7 @@
     <w:r>
       <w:tab/>
       <w:tab/>
-      <w:t>2026-06-16</w:t>
+      <w:t>2026-06-17</w:t>
       <w:br/>
       <w:br/>
     </w:r>

--- a/klagomål/A 6086-2026 FSC-klagomål.docx
+++ b/klagomål/A 6086-2026 FSC-klagomål.docx
@@ -1,6 +1,6 @@
 
 <file path=word/document.xml><?xml version="1.0" encoding="utf-8"?>
-<w:document xmlns:wpc="http://schemas.microsoft.com/office/word/2010/wordprocessingCanvas" xmlns:cx="http://schemas.microsoft.com/office/drawing/2014/chartex" xmlns:cx1="http://schemas.microsoft.com/office/drawing/2015/9/8/chartex" xmlns:cx2="http://schemas.microsoft.com/office/drawing/2015/10/21/chartex" xmlns:cx3="http://schemas.microsoft.com/office/drawing/2016/5/9/chartex" xmlns:cx4="http://schemas.microsoft.com/office/drawing/2016/5/10/chartex" xmlns:cx5="http://schemas.microsoft.com/office/drawing/2016/5/11/chartex" xmlns:cx6="http://schemas.microsoft.com/office/drawing/2016/5/12/chartex" xmlns:cx7="http://schemas.microsoft.com/office/drawing/2016/5/13/chartex" xmlns:cx8="http://schemas.microsoft.com/office/drawing/2016/5/14/chartex" xmlns:mc="http://schemas.openxmlformats.org/markup-compatibility/2006" xmlns:aink="http://schemas.microsoft.com/office/drawing/2016/ink" xmlns:am3d="http://schemas.microsoft.com/office/drawing/2017/model3d" xmlns:o="urn:schemas-microsoft-com:office:office" xmlns:oel="http://schemas.microsoft.com/office/2019/extlst" xmlns:r="http://schemas.openxmlformats.org/officeDocument/2006/relationships" xmlns:m="http://schemas.openxmlformats.org/officeDocument/2006/math" xmlns:v="urn:schemas-microsoft-com:vml" xmlns:wp14="http://schemas.microsoft.com/office/word/2010/wordprocessingDrawing" xmlns:wp="http://schemas.openxmlformats.org/drawingml/2006/wordprocessingDrawing" xmlns:w10="urn:schemas-microsoft-com:office:word" xmlns:w="http://schemas.openxmlformats.org/wordprocessingml/2006/main" xmlns:w14="http://schemas.microsoft.com/office/word/2010/wordml" xmlns:w15="http://schemas.microsoft.com/office/word/2012/wordml" xmlns:w16cex="http://schemas.microsoft.com/office/word/2018/wordml/cex" xmlns:w16cid="http://schemas.microsoft.com/office/word/2016/wordml/cid" xmlns:w16="http://schemas.microsoft.com/office/word/2018/wordml" xmlns:w16sdtdh="http://schemas.microsoft.com/office/word/2020/wordml/sdtdatahash" xmlns:w16se="http://schemas.microsoft.com/office/word/2015/wordml/symex" xmlns:wpg="http://schemas.microsoft.com/office/word/2010/wordprocessingGroup" xmlns:wpi="http://schemas.microsoft.com/office/word/2010/wordprocessingInk" xmlns:wne="http://schemas.microsoft.com/office/word/2006/wordml" xmlns:wps="http://schemas.microsoft.com/office/word/2010/wordprocessingShape" mc:Ignorable="w14 w15 w16se w16cid w16 w16cex w16sdtdh wp14">
+<w:document xmlns:wpc="http://schemas.microsoft.com/office/word/2010/wordprocessingCanvas" xmlns:cx="http://schemas.microsoft.com/office/drawing/2014/chartex" xmlns:cx1="http://schemas.microsoft.com/office/drawing/2015/9/8/chartex" xmlns:cx2="http://schemas.microsoft.com/office/drawing/2015/10/21/chartex" xmlns:cx3="http://schemas.microsoft.com/office/drawing/2016/5/9/chartex" xmlns:cx4="http://schemas.microsoft.com/office/drawing/2016/5/10/chartex" xmlns:cx5="http://schemas.microsoft.com/office/drawing/2016/5/11/chartex" xmlns:cx6="http://schemas.microsoft.com/office/drawing/2016/5/12/chartex" xmlns:cx7="http://schemas.microsoft.com/office/drawing/2016/5/13/chartex" xmlns:cx8="http://schemas.microsoft.com/office/drawing/2016/5/14/chartex" xmlns:mc="http://schemas.openxmlformats.org/markup-compatibility/2006" xmlns:aink="http://schemas.microsoft.com/office/drawing/2016/ink" xmlns:am3d="http://schemas.microsoft.com/office/drawing/2017/model3d" xmlns:o="urn:schemas-microsoft-com:office:office" xmlns:oel="http://schemas.microsoft.com/office/2019/extlst" xmlns:r="http://schemas.openxmlformats.org/officeDocument/2006/relationships" xmlns:m="http://schemas.openxmlformats.org/officeDocument/2006/math" xmlns:v="urn:schemas-microsoft-com:vml" xmlns:wp14="http://schemas.microsoft.com/office/word/2010/wordprocessingDrawing" xmlns:wp="http://schemas.openxmlformats.org/drawingml/2006/wordprocessingDrawing" xmlns:w10="urn:schemas-microsoft-com:office:word" xmlns:w="http://schemas.openxmlformats.org/wordprocessingml/2006/main" xmlns:w14="http://schemas.microsoft.com/office/word/2010/wordml" xmlns:w15="http://schemas.microsoft.com/office/word/2012/wordml" xmlns:w16cex="http://schemas.microsoft.com/office/word/2018/wordml/cex" xmlns:w16cid="http://schemas.microsoft.com/office/word/2016/wordml/cid" xmlns:w16="http://schemas.microsoft.com/office/word/2018/wordml" xmlns:w16du="http://schemas.microsoft.com/office/word/2023/wordml/word16du" xmlns:w16sdtdh="http://schemas.microsoft.com/office/word/2020/wordml/sdtdatahash" xmlns:w16sdtfl="http://schemas.microsoft.com/office/word/2024/wordml/sdtformatlock" xmlns:w16se="http://schemas.microsoft.com/office/word/2015/wordml/symex" xmlns:wpg="http://schemas.microsoft.com/office/word/2010/wordprocessingGroup" xmlns:wpi="http://schemas.microsoft.com/office/word/2010/wordprocessingInk" xmlns:wne="http://schemas.microsoft.com/office/word/2006/wordml" xmlns:wps="http://schemas.microsoft.com/office/word/2010/wordprocessingShape" mc:Ignorable="w14 w15 w16se w16cid w16 w16cex w16sdtdh w16sdtfl w16du wp14">
   <w:body>
     <w:p>
       <w:r>
@@ -163,17 +163,17 @@
         <w:pStyle w:val="Title"/>
       </w:pPr>
       <w:r>
-        <w:t>Inledande FSC- /PEFC-klagomål – information om höga naturvärden i avverkningsanmälan A 6086-2026 i Tierps kommun</w:t>
+        <w:t>Inledande FSC- /PEFC-klagomål – information om höga naturvärden och fridlysta arter i avverkningsanmälan A 6086-2026 i Tierps kommun</w:t>
       </w:r>
     </w:p>
     <w:p>
       <w:r>
-        <w:t>Detta dokument behandlar höga naturvärden i avverkningsanmälan A 6086-2026 i Tierps kommun. Denna avverkningsanmälan inkom 2026-01-30 16:40:06 och omfattar 4,6 ha.</w:t>
+        <w:t>Detta dokument behandlar höga naturvärden i avverkningsanmälan A 6086-2026 i Tierps kommun som inkom 2026-01-30 och omfattar 4,6 ha.</w:t>
       </w:r>
     </w:p>
     <w:p>
       <w:r>
-        <w:t>Nedan presenteras fynd av naturvårdsarter som gjorts i det avverkningsanmälda området, samt relevanta utdrag ur standarderna för FSC, Chain of Custody, Controlled Wood och PEFC.</w:t>
+        <w:t>Nedan presenteras fynd av naturvårdsarter och fridlysta arter som gjorts i det avverkningsanmälda området, samt relevanta utdrag ur standarderna för FSC, Chain of Custody, Controlled Wood och PEFC. I BILAGA 1 finns artfakta om fridlysta arter.</w:t>
       </w:r>
     </w:p>
     <w:p>
@@ -191,12 +191,15 @@
     </w:p>
     <w:p>
       <w:r>
-        <w:t>I avverkningsanmälan har följande 9 naturvårdsarter hittats: kopparspindling (VU), orange taggsvamp (NT), puderspindling (NT), anisspindling (S), fjällig taggsvamp s.str. (S), kattfotslav (S), rödgul trumpetsvamp (S), skarp dropptaggsvamp (S) och svavelriska (S). Av dessa är 3 rödlistade. För rödlistade arter har rödlistekategorin angivits inom parentes. Arter som är signalarter enligt Skogsstyrelsen har markerats med (S).</w:t>
+        <w:t>I och inom 16 meter från avverkningsanmälan har följande 12 naturvårdsarter hittats: kopparspindling (VU), dropptaggsvamp (NT, T), fjällig taggsvamp s.str. (NT), kattfotslav (NT, T), orange taggsvamp (NT, T), puderspindling (NT), skarp dropptaggsvamp (NT), sparvuggla (NT, §4), anisspindling (S), olivspindling (S), rödgul trumpetsvamp (S) och svavelriska (S). Av dessa är 8 rödlistade. För rödlistade arter har rödlistekategorin angivits inom parentes. Arter som är signalarter enligt Skogsstyrelsen har markerats med (S). Typiska arter inom Natura 2000 som är kopplade till skogsekosystem har markerats med (T). För fridlysta arter anges även paragrafen i Artskyddsförordningen som arten är fridlyst enligt.</w:t>
       </w:r>
     </w:p>
     <w:p>
       <w:r>
-        <w:t>De påträffade naturvårdsarterna är ett tydligt kvitto på att detta rör sig om en skog med höga naturvärden. I Figur 1 visas en karta över det avverkningsanmälda området, där samtliga fyndplatser för naturvårdsarter som finns registrerade på Artportalen har markerats.</w:t>
+        <w:t>De påträffade naturvårdsarterna är ett tydligt kvitto på att det rör sig om en skog med höga naturvärden.</w:t>
+      </w:r>
+      <w:r>
+        <w:t xml:space="preserve"> I Figur 1 visas fyndplatser för naturvårdsarter i området, som finns registrerade på Artportalen.</w:t>
       </w:r>
     </w:p>
     <w:p>
@@ -206,7 +209,7 @@
       <w:r>
         <w:drawing>
           <wp:inline xmlns:a="http://schemas.openxmlformats.org/drawingml/2006/main" xmlns:pic="http://schemas.openxmlformats.org/drawingml/2006/picture">
-            <wp:extent cx="5486400" cy="5000560"/>
+            <wp:extent cx="5486400" cy="4854188"/>
             <wp:docPr id="1" name="Picture 1"/>
             <wp:cNvGraphicFramePr>
               <a:graphicFrameLocks noChangeAspect="1"/>
@@ -227,7 +230,7 @@
                   <pic:spPr>
                     <a:xfrm>
                       <a:off x="0" y="0"/>
-                      <a:ext cx="5486400" cy="5000560"/>
+                      <a:ext cx="5486400" cy="4854188"/>
                     </a:xfrm>
                     <a:prstGeom prst="rect"/>
                   </pic:spPr>
@@ -241,9 +244,81 @@
     <w:p>
       <w:pPr>
         <w:pStyle w:val="Caption"/>
+        <w:spacing w:after="240"/>
       </w:pPr>
       <w:r>
-        <w:t>Figur 1. Fyndplatser för naturvårdsarter i det avverkningsanmälda området (röd linje). Markörer utan svart kant är placerade på fyndplatsen. Markörer med svart kant är placerade vid sidan av fyndplatsen och har ett svart streck som visar fyndplatsens exakta position. Kartans mittpunktskoordinat är N 6711877, E 652987 i SWEREF 99 TM.</w:t>
+        <w:t>Figur 1. Fyndplatser för naturvårdsarter i och inom 16 meter från avverkningsanmälan (röd linje). Markörer utan svart kant är placerade på fyndplatsen. Markörer med svart kant är placerade vid sidan av fyndplatsen och har ett svart streck som visar fyndplatsens exakta position. Kartans mittpunktskoordinat är N 6711877, E 652987 i SWEREF 99 TM.</w:t>
+      </w:r>
+    </w:p>
+    <w:p>
+      <w:pPr>
+        <w:pStyle w:val="Heading2"/>
+      </w:pPr>
+      <w:r>
+        <w:t>Fridlysta arter</w:t>
+      </w:r>
+    </w:p>
+    <w:p>
+      <w:r>
+        <w:t>Följande fridlysta arter har sina livsmiljöer och växtplatser i den avverkningsanmälda skogen: sparvuggla (NT, §4).</w:t>
+      </w:r>
+    </w:p>
+    <w:p>
+      <w:r>
+        <w:t xml:space="preserve">Observera att medlemsländerna är skyldiga att agera i enlighet med EU:s fågeldirektiv där det uttryckligen står att direktivet gäller för fåglar samt för deras ägg, bon och </w:t>
+      </w:r>
+      <w:r>
+        <w:rPr>
+          <w:b/>
+        </w:rPr>
+        <w:t xml:space="preserve">livsmiljöer </w:t>
+      </w:r>
+      <w:r>
+        <w:t>(artikel 1). Vidare att de åtgärder som vidtas inte får leda till en försämring av den nuvarande situationen beträffande bevarandet av de fågelarter som avses i artikel 1 (artikel 13). Fågeldirektivet är styrande för tillsynsansvariga myndigheters ärendehantering, ställningstaganden och beslutsfattande.</w:t>
+      </w:r>
+    </w:p>
+    <w:p>
+      <w:r>
+        <w:rPr>
+          <w:b/>
+        </w:rPr>
+        <w:t>Sparvuggla (NT, §4)</w:t>
+      </w:r>
+      <w:r>
+        <w:t xml:space="preserve"> är fridlyst enligt 4§ artskyddsförordningen och omfattas av bilaga 1 EU:s fågeldirektiv. Den har minskat med 15 (5–25) % under de senaste 15 åren och minskningstakten för den svenska populationen bedöms vara nära gränsvärdet för Sårbar (VU).  Sparvugglan häckar i naturskog samt i klassisk bondeskog och förekommer främst i större skogsområden som domineras av barrblandskog med stort inslag av asp, björk och andra lövträd. Den behöver relativt stora skogsområden och saknas helt i mindre skogar och isolerade dungar. Reviren är i storleksordningen upp till 200 hektar. Sparvugglan missgynnas av överföring av variationsrika bondeskogar till ensartade produktionsskogar. Särskilt avverkning av lövträdsrika kantzoner och igenplantering av gamla inägor (SLU Artdatabanken, 2026; Skogsstyrelsen, 2016).</w:t>
+      </w:r>
+    </w:p>
+    <w:p>
+      <w:r>
+        <w:t>I BILAGA 1 finns mer detaljerad information om ekologi samt krav på livsmiljö hos fridlysta arter.</w:t>
+      </w:r>
+    </w:p>
+    <w:p>
+      <w:pPr>
+        <w:pStyle w:val="Heading2"/>
+      </w:pPr>
+      <w:r>
+        <w:t>Övriga naturvårdsarter</w:t>
+      </w:r>
+    </w:p>
+    <w:p>
+      <w:r>
+        <w:rPr>
+          <w:b/>
+        </w:rPr>
+        <w:t>Dropptaggsvamp (NT)</w:t>
+      </w:r>
+      <w:r>
+        <w:t xml:space="preserve"> bildar mykorrhiza med tall, främst i barrskog med trädkontinuitet, i magra, torra och ljusöppna lavtallskogar och i barrblandskogar med friskmossor och lingon i fältskiktet. Den totala populationen i landet har minskat och bedöms fortsätta minska till följd av slutavverkningar av tallskog. Det är högst oklart om arten långsiktigt kan etablera och reproducera sig i skogsbestånd som brukas med trakthyggesmetoder, markberedning, gödsling eller föryngring med förädlat plantmaterial. Uppfyller kriterierna för att bli rödlistad på grund av ny kunskap som visar att en större andel av populationen än tidigare bedömt är knuten till kontinuitetsbarrskog. Minskningstakten för den svenska populationen bedöms vara nära gränsvärdet för Sårbar (VU). Dropptaggsvamp är typisk art för </w:t>
+      </w:r>
+      <w:r>
+        <w:rPr>
+          <w:i/>
+        </w:rPr>
+        <w:t xml:space="preserve">9010 Taiga </w:t>
+      </w:r>
+      <w:r>
+        <w:t>(SLU Artdatabanken, 2026).</w:t>
       </w:r>
     </w:p>
     <w:p>
@@ -322,6 +397,17 @@
       </w:r>
       <w:r>
         <w:t>Kopparspindling är globalt rödlistad som nära hotad (NT) vilket innebär att Sverige har ett internationellt ansvar för arten (SLU Artdatabanken, 2024; IUCN, 2015).</w:t>
+      </w:r>
+    </w:p>
+    <w:p>
+      <w:r>
+        <w:rPr>
+          <w:b/>
+        </w:rPr>
+        <w:t>Olivspindling</w:t>
+      </w:r>
+      <w:r>
+        <w:t xml:space="preserve"> växer uteslutande på näringsrik och kalkhaltig skogsmark där den huvudsakligen bildar mykorrhiza med gran och tall. Svampen är en typisk representant för kalkgranskogens särpräglade och rika svampflora. Kalavverkning är ett hot mot arten, eftersom den sannolikt kräver lång kontinuitet av äldre träd. Populationerna i landet bedöms därför minska beroende på slutavverkning av äldre barrskog på kalkhaltig mark (SLU Artdatabanken, 2024; Nitare &amp; Skogsstyrelsen, 2019).</w:t>
       </w:r>
     </w:p>
     <w:p>
@@ -429,6 +515,22 @@
       <w:r>
         <w:t>I den avverkningsanmälda skogen har fridlysta arter sina livsmiljöer och växtplatser. Att skada de fridlysta arternas livsmiljöer, växtplatser eller ekologiska funktion är inte tillåtet enligt artskyddsförordningen.</w:t>
       </w:r>
+      <w:r>
+        <w:rPr>
+          <w:i/>
+        </w:rPr>
+        <w:t xml:space="preserve"> EU:s medlemsländer och skogsbolag är skyldiga att agera i enlighet med EU:s fågeldirektiv där det uttryckligen står att direktivet gäller för fåglar samt för deras ägg, bon och </w:t>
+      </w:r>
+      <w:r>
+        <w:rPr>
+          <w:b/>
+          <w:i/>
+        </w:rPr>
+        <w:t xml:space="preserve">livsmiljöer </w:t>
+      </w:r>
+      <w:r>
+        <w:t>(artikel 1). Vidare att de åtgärder som vidtas inte får leda till en försämring av den nuvarande situationen beträffande bevarandet av de fågelarter som avses i artikel 1 (artikel 13).</w:t>
+      </w:r>
     </w:p>
     <w:p>
       <w:r>
@@ -467,7 +569,7 @@
         <w:rPr>
           <w:i/>
         </w:rPr>
-        <w:t>I det avverkningsanmälda skogsområdet har 9 naturvårdsarter varav 3 rödlistade arter sina livsmiljöer och växtplatser.</w:t>
+        <w:t>I det avverkningsanmälda skogsområdet har 12 naturvårdsarter varav 8 rödlistade arter sina livsmiljöer och växtplatser.</w:t>
       </w:r>
     </w:p>
     <w:p>
@@ -654,6 +756,70 @@
         <w:t>I den avverkningsanmälda skogen har fridlysta arter sina livsmiljöer och växtplatser. Att skada de fridlysta arternas livsmiljöer, växtplatser eller ekologiska funktion är inte tillåtet enligt artskyddsförordningen</w:t>
       </w:r>
     </w:p>
+    <w:p>
+      <w:r>
+        <w:br w:type="page"/>
+      </w:r>
+    </w:p>
+    <w:p>
+      <w:pPr>
+        <w:pStyle w:val="Title"/>
+      </w:pPr>
+      <w:r>
+        <w:t>BILAGA 1 – Fridlysta arter</w:t>
+      </w:r>
+    </w:p>
+    <w:p>
+      <w:pPr>
+        <w:pStyle w:val="Heading1"/>
+      </w:pPr>
+      <w:r>
+        <w:t>Sparvuggla – ekologi samt krav på livsmiljön</w:t>
+      </w:r>
+    </w:p>
+    <w:p>
+      <w:r>
+        <w:t>Sparvuggla (NT, §4) är fridlyst enligt 4§ artskyddsförordningen och omfattas av bilaga 1 EU:s fågeldirektiv. Den har minskat med 15 (5–25) % under de senaste 15 åren och minskningstakten för den svenska populationen bedöms vara nära gränsvärdet för Sårbar (VU) (SLU Artdatabanken 2026).</w:t>
+      </w:r>
+    </w:p>
+    <w:p>
+      <w:r>
+        <w:t>Sparvugglan häckar i naturskog samt i klassisk bondeskog och förekommer främst i större skogsområden som domineras av barrblandskog med stort inslag av asp, björk och andra lövträd. Den behöver relativt stora skogsområden och saknas helt i mindre skogar och isolerade dungar. Reviren är i storleksordningen upp till 200 hektar. Sparvugglan missgynnas av överföring av variationsrika bondeskogar till ensartade produktionsskogar – särskilt avverkning av lövträdsrika kantzoner och igenplantering av gamla inägor (Skogsstyrelsen, 2016).</w:t>
+      </w:r>
+    </w:p>
+    <w:p>
+      <w:pPr>
+        <w:pStyle w:val="Heading2"/>
+      </w:pPr>
+      <w:r>
+        <w:t>Referenser – sparvuggla</w:t>
+      </w:r>
+    </w:p>
+    <w:p>
+      <w:r>
+        <w:t xml:space="preserve">Skogsstyrelsen, 2016. </w:t>
+      </w:r>
+      <w:r>
+        <w:rPr>
+          <w:i/>
+        </w:rPr>
+        <w:t>Vägledning för hänsyn till sparvuggla.</w:t>
+      </w:r>
+    </w:p>
+    <w:p>
+      <w:r>
+        <w:t xml:space="preserve">SLU Artdatabanken, 2026. </w:t>
+      </w:r>
+      <w:r>
+        <w:rPr>
+          <w:i/>
+        </w:rPr>
+        <w:t xml:space="preserve">Artfaktablad. Naturvård – artfakta. </w:t>
+      </w:r>
+      <w:r>
+        <w:t>SLU Artdatabanken, Uppsala.</w:t>
+      </w:r>
+    </w:p>
     <w:sectPr>
       <w:headerReference w:type="even" r:id="rId8"/>
       <w:headerReference w:type="default" r:id="rId9"/>
@@ -672,7 +838,7 @@
 </file>
 
 <file path=word/endnotes.xml><?xml version="1.0" encoding="utf-8"?>
-<w:endnotes xmlns:wpc="http://schemas.microsoft.com/office/word/2010/wordprocessingCanvas" xmlns:cx="http://schemas.microsoft.com/office/drawing/2014/chartex" xmlns:cx1="http://schemas.microsoft.com/office/drawing/2015/9/8/chartex" xmlns:cx2="http://schemas.microsoft.com/office/drawing/2015/10/21/chartex" xmlns:cx3="http://schemas.microsoft.com/office/drawing/2016/5/9/chartex" xmlns:cx4="http://schemas.microsoft.com/office/drawing/2016/5/10/chartex" xmlns:cx5="http://schemas.microsoft.com/office/drawing/2016/5/11/chartex" xmlns:cx6="http://schemas.microsoft.com/office/drawing/2016/5/12/chartex" xmlns:cx7="http://schemas.microsoft.com/office/drawing/2016/5/13/chartex" xmlns:cx8="http://schemas.microsoft.com/office/drawing/2016/5/14/chartex" xmlns:mc="http://schemas.openxmlformats.org/markup-compatibility/2006" xmlns:aink="http://schemas.microsoft.com/office/drawing/2016/ink" xmlns:am3d="http://schemas.microsoft.com/office/drawing/2017/model3d" xmlns:o="urn:schemas-microsoft-com:office:office" xmlns:oel="http://schemas.microsoft.com/office/2019/extlst" xmlns:r="http://schemas.openxmlformats.org/officeDocument/2006/relationships" xmlns:m="http://schemas.openxmlformats.org/officeDocument/2006/math" xmlns:v="urn:schemas-microsoft-com:vml" xmlns:wp14="http://schemas.microsoft.com/office/word/2010/wordprocessingDrawing" xmlns:wp="http://schemas.openxmlformats.org/drawingml/2006/wordprocessingDrawing" xmlns:w10="urn:schemas-microsoft-com:office:word" xmlns:w="http://schemas.openxmlformats.org/wordprocessingml/2006/main" xmlns:w14="http://schemas.microsoft.com/office/word/2010/wordml" xmlns:w15="http://schemas.microsoft.com/office/word/2012/wordml" xmlns:w16cex="http://schemas.microsoft.com/office/word/2018/wordml/cex" xmlns:w16cid="http://schemas.microsoft.com/office/word/2016/wordml/cid" xmlns:w16="http://schemas.microsoft.com/office/word/2018/wordml" xmlns:w16sdtdh="http://schemas.microsoft.com/office/word/2020/wordml/sdtdatahash" xmlns:w16se="http://schemas.microsoft.com/office/word/2015/wordml/symex" xmlns:wpg="http://schemas.microsoft.com/office/word/2010/wordprocessingGroup" xmlns:wpi="http://schemas.microsoft.com/office/word/2010/wordprocessingInk" xmlns:wne="http://schemas.microsoft.com/office/word/2006/wordml" xmlns:wps="http://schemas.microsoft.com/office/word/2010/wordprocessingShape" mc:Ignorable="w14 w15 w16se w16cid w16 w16cex w16sdtdh wp14">
+<w:endnotes xmlns:wpc="http://schemas.microsoft.com/office/word/2010/wordprocessingCanvas" xmlns:cx="http://schemas.microsoft.com/office/drawing/2014/chartex" xmlns:cx1="http://schemas.microsoft.com/office/drawing/2015/9/8/chartex" xmlns:cx2="http://schemas.microsoft.com/office/drawing/2015/10/21/chartex" xmlns:cx3="http://schemas.microsoft.com/office/drawing/2016/5/9/chartex" xmlns:cx4="http://schemas.microsoft.com/office/drawing/2016/5/10/chartex" xmlns:cx5="http://schemas.microsoft.com/office/drawing/2016/5/11/chartex" xmlns:cx6="http://schemas.microsoft.com/office/drawing/2016/5/12/chartex" xmlns:cx7="http://schemas.microsoft.com/office/drawing/2016/5/13/chartex" xmlns:cx8="http://schemas.microsoft.com/office/drawing/2016/5/14/chartex" xmlns:mc="http://schemas.openxmlformats.org/markup-compatibility/2006" xmlns:aink="http://schemas.microsoft.com/office/drawing/2016/ink" xmlns:am3d="http://schemas.microsoft.com/office/drawing/2017/model3d" xmlns:o="urn:schemas-microsoft-com:office:office" xmlns:oel="http://schemas.microsoft.com/office/2019/extlst" xmlns:r="http://schemas.openxmlformats.org/officeDocument/2006/relationships" xmlns:m="http://schemas.openxmlformats.org/officeDocument/2006/math" xmlns:v="urn:schemas-microsoft-com:vml" xmlns:wp14="http://schemas.microsoft.com/office/word/2010/wordprocessingDrawing" xmlns:wp="http://schemas.openxmlformats.org/drawingml/2006/wordprocessingDrawing" xmlns:w10="urn:schemas-microsoft-com:office:word" xmlns:w="http://schemas.openxmlformats.org/wordprocessingml/2006/main" xmlns:w14="http://schemas.microsoft.com/office/word/2010/wordml" xmlns:w15="http://schemas.microsoft.com/office/word/2012/wordml" xmlns:w16cex="http://schemas.microsoft.com/office/word/2018/wordml/cex" xmlns:w16cid="http://schemas.microsoft.com/office/word/2016/wordml/cid" xmlns:w16="http://schemas.microsoft.com/office/word/2018/wordml" xmlns:w16du="http://schemas.microsoft.com/office/word/2023/wordml/word16du" xmlns:w16sdtdh="http://schemas.microsoft.com/office/word/2020/wordml/sdtdatahash" xmlns:w16sdtfl="http://schemas.microsoft.com/office/word/2024/wordml/sdtformatlock" xmlns:w16se="http://schemas.microsoft.com/office/word/2015/wordml/symex" xmlns:wpg="http://schemas.microsoft.com/office/word/2010/wordprocessingGroup" xmlns:wpi="http://schemas.microsoft.com/office/word/2010/wordprocessingInk" xmlns:wne="http://schemas.microsoft.com/office/word/2006/wordml" xmlns:wps="http://schemas.microsoft.com/office/word/2010/wordprocessingShape" mc:Ignorable="w14 w15 w16se w16cid w16 w16cex w16sdtdh w16sdtfl w16du wp14">
   <w:endnote w:type="separator" w:id="-1">
     <w:p>
       <w:pPr>
@@ -697,7 +863,7 @@
 </file>
 
 <file path=word/footer1.xml><?xml version="1.0" encoding="utf-8"?>
-<w:ftr xmlns:wpc="http://schemas.microsoft.com/office/word/2010/wordprocessingCanvas" xmlns:cx="http://schemas.microsoft.com/office/drawing/2014/chartex" xmlns:cx1="http://schemas.microsoft.com/office/drawing/2015/9/8/chartex" xmlns:cx2="http://schemas.microsoft.com/office/drawing/2015/10/21/chartex" xmlns:cx3="http://schemas.microsoft.com/office/drawing/2016/5/9/chartex" xmlns:cx4="http://schemas.microsoft.com/office/drawing/2016/5/10/chartex" xmlns:cx5="http://schemas.microsoft.com/office/drawing/2016/5/11/chartex" xmlns:cx6="http://schemas.microsoft.com/office/drawing/2016/5/12/chartex" xmlns:cx7="http://schemas.microsoft.com/office/drawing/2016/5/13/chartex" xmlns:cx8="http://schemas.microsoft.com/office/drawing/2016/5/14/chartex" xmlns:mc="http://schemas.openxmlformats.org/markup-compatibility/2006" xmlns:aink="http://schemas.microsoft.com/office/drawing/2016/ink" xmlns:am3d="http://schemas.microsoft.com/office/drawing/2017/model3d" xmlns:o="urn:schemas-microsoft-com:office:office" xmlns:oel="http://schemas.microsoft.com/office/2019/extlst" xmlns:r="http://schemas.openxmlformats.org/officeDocument/2006/relationships" xmlns:m="http://schemas.openxmlformats.org/officeDocument/2006/math" xmlns:v="urn:schemas-microsoft-com:vml" xmlns:wp14="http://schemas.microsoft.com/office/word/2010/wordprocessingDrawing" xmlns:wp="http://schemas.openxmlformats.org/drawingml/2006/wordprocessingDrawing" xmlns:w10="urn:schemas-microsoft-com:office:word" xmlns:w="http://schemas.openxmlformats.org/wordprocessingml/2006/main" xmlns:w14="http://schemas.microsoft.com/office/word/2010/wordml" xmlns:w15="http://schemas.microsoft.com/office/word/2012/wordml" xmlns:w16cex="http://schemas.microsoft.com/office/word/2018/wordml/cex" xmlns:w16cid="http://schemas.microsoft.com/office/word/2016/wordml/cid" xmlns:w16="http://schemas.microsoft.com/office/word/2018/wordml" xmlns:w16sdtdh="http://schemas.microsoft.com/office/word/2020/wordml/sdtdatahash" xmlns:w16se="http://schemas.microsoft.com/office/word/2015/wordml/symex" xmlns:wpg="http://schemas.microsoft.com/office/word/2010/wordprocessingGroup" xmlns:wpi="http://schemas.microsoft.com/office/word/2010/wordprocessingInk" xmlns:wne="http://schemas.microsoft.com/office/word/2006/wordml" xmlns:wps="http://schemas.microsoft.com/office/word/2010/wordprocessingShape" mc:Ignorable="w14 w15 w16se w16cid w16 w16cex w16sdtdh wp14">
+<w:ftr xmlns:wpc="http://schemas.microsoft.com/office/word/2010/wordprocessingCanvas" xmlns:cx="http://schemas.microsoft.com/office/drawing/2014/chartex" xmlns:cx1="http://schemas.microsoft.com/office/drawing/2015/9/8/chartex" xmlns:cx2="http://schemas.microsoft.com/office/drawing/2015/10/21/chartex" xmlns:cx3="http://schemas.microsoft.com/office/drawing/2016/5/9/chartex" xmlns:cx4="http://schemas.microsoft.com/office/drawing/2016/5/10/chartex" xmlns:cx5="http://schemas.microsoft.com/office/drawing/2016/5/11/chartex" xmlns:cx6="http://schemas.microsoft.com/office/drawing/2016/5/12/chartex" xmlns:cx7="http://schemas.microsoft.com/office/drawing/2016/5/13/chartex" xmlns:cx8="http://schemas.microsoft.com/office/drawing/2016/5/14/chartex" xmlns:mc="http://schemas.openxmlformats.org/markup-compatibility/2006" xmlns:aink="http://schemas.microsoft.com/office/drawing/2016/ink" xmlns:am3d="http://schemas.microsoft.com/office/drawing/2017/model3d" xmlns:o="urn:schemas-microsoft-com:office:office" xmlns:oel="http://schemas.microsoft.com/office/2019/extlst" xmlns:r="http://schemas.openxmlformats.org/officeDocument/2006/relationships" xmlns:m="http://schemas.openxmlformats.org/officeDocument/2006/math" xmlns:v="urn:schemas-microsoft-com:vml" xmlns:wp14="http://schemas.microsoft.com/office/word/2010/wordprocessingDrawing" xmlns:wp="http://schemas.openxmlformats.org/drawingml/2006/wordprocessingDrawing" xmlns:w10="urn:schemas-microsoft-com:office:word" xmlns:w="http://schemas.openxmlformats.org/wordprocessingml/2006/main" xmlns:w14="http://schemas.microsoft.com/office/word/2010/wordml" xmlns:w15="http://schemas.microsoft.com/office/word/2012/wordml" xmlns:w16cex="http://schemas.microsoft.com/office/word/2018/wordml/cex" xmlns:w16cid="http://schemas.microsoft.com/office/word/2016/wordml/cid" xmlns:w16="http://schemas.microsoft.com/office/word/2018/wordml" xmlns:w16du="http://schemas.microsoft.com/office/word/2023/wordml/word16du" xmlns:w16sdtdh="http://schemas.microsoft.com/office/word/2020/wordml/sdtdatahash" xmlns:w16sdtfl="http://schemas.microsoft.com/office/word/2024/wordml/sdtformatlock" xmlns:w16se="http://schemas.microsoft.com/office/word/2015/wordml/symex" xmlns:wpg="http://schemas.microsoft.com/office/word/2010/wordprocessingGroup" xmlns:wpi="http://schemas.microsoft.com/office/word/2010/wordprocessingInk" xmlns:wne="http://schemas.microsoft.com/office/word/2006/wordml" xmlns:wps="http://schemas.microsoft.com/office/word/2010/wordprocessingShape" mc:Ignorable="w14 w15 w16se w16cid w16 w16cex w16sdtdh w16sdtfl w16du wp14">
   <w:p>
     <w:pPr>
       <w:pStyle w:val="Footer"/>
@@ -707,7 +873,7 @@
 </file>
 
 <file path=word/footer2.xml><?xml version="1.0" encoding="utf-8"?>
-<w:ftr xmlns:wpc="http://schemas.microsoft.com/office/word/2010/wordprocessingCanvas" xmlns:cx="http://schemas.microsoft.com/office/drawing/2014/chartex" xmlns:cx1="http://schemas.microsoft.com/office/drawing/2015/9/8/chartex" xmlns:cx2="http://schemas.microsoft.com/office/drawing/2015/10/21/chartex" xmlns:cx3="http://schemas.microsoft.com/office/drawing/2016/5/9/chartex" xmlns:cx4="http://schemas.microsoft.com/office/drawing/2016/5/10/chartex" xmlns:cx5="http://schemas.microsoft.com/office/drawing/2016/5/11/chartex" xmlns:cx6="http://schemas.microsoft.com/office/drawing/2016/5/12/chartex" xmlns:cx7="http://schemas.microsoft.com/office/drawing/2016/5/13/chartex" xmlns:cx8="http://schemas.microsoft.com/office/drawing/2016/5/14/chartex" xmlns:mc="http://schemas.openxmlformats.org/markup-compatibility/2006" xmlns:aink="http://schemas.microsoft.com/office/drawing/2016/ink" xmlns:am3d="http://schemas.microsoft.com/office/drawing/2017/model3d" xmlns:o="urn:schemas-microsoft-com:office:office" xmlns:oel="http://schemas.microsoft.com/office/2019/extlst" xmlns:r="http://schemas.openxmlformats.org/officeDocument/2006/relationships" xmlns:m="http://schemas.openxmlformats.org/officeDocument/2006/math" xmlns:v="urn:schemas-microsoft-com:vml" xmlns:wp14="http://schemas.microsoft.com/office/word/2010/wordprocessingDrawing" xmlns:wp="http://schemas.openxmlformats.org/drawingml/2006/wordprocessingDrawing" xmlns:w10="urn:schemas-microsoft-com:office:word" xmlns:w="http://schemas.openxmlformats.org/wordprocessingml/2006/main" xmlns:w14="http://schemas.microsoft.com/office/word/2010/wordml" xmlns:w15="http://schemas.microsoft.com/office/word/2012/wordml" xmlns:w16cex="http://schemas.microsoft.com/office/word/2018/wordml/cex" xmlns:w16cid="http://schemas.microsoft.com/office/word/2016/wordml/cid" xmlns:w16="http://schemas.microsoft.com/office/word/2018/wordml" xmlns:w16sdtdh="http://schemas.microsoft.com/office/word/2020/wordml/sdtdatahash" xmlns:w16se="http://schemas.microsoft.com/office/word/2015/wordml/symex" xmlns:wpg="http://schemas.microsoft.com/office/word/2010/wordprocessingGroup" xmlns:wpi="http://schemas.microsoft.com/office/word/2010/wordprocessingInk" xmlns:wne="http://schemas.microsoft.com/office/word/2006/wordml" xmlns:wps="http://schemas.microsoft.com/office/word/2010/wordprocessingShape" mc:Ignorable="w14 w15 w16se w16cid w16 w16cex w16sdtdh wp14">
+<w:ftr xmlns:wpc="http://schemas.microsoft.com/office/word/2010/wordprocessingCanvas" xmlns:cx="http://schemas.microsoft.com/office/drawing/2014/chartex" xmlns:cx1="http://schemas.microsoft.com/office/drawing/2015/9/8/chartex" xmlns:cx2="http://schemas.microsoft.com/office/drawing/2015/10/21/chartex" xmlns:cx3="http://schemas.microsoft.com/office/drawing/2016/5/9/chartex" xmlns:cx4="http://schemas.microsoft.com/office/drawing/2016/5/10/chartex" xmlns:cx5="http://schemas.microsoft.com/office/drawing/2016/5/11/chartex" xmlns:cx6="http://schemas.microsoft.com/office/drawing/2016/5/12/chartex" xmlns:cx7="http://schemas.microsoft.com/office/drawing/2016/5/13/chartex" xmlns:cx8="http://schemas.microsoft.com/office/drawing/2016/5/14/chartex" xmlns:mc="http://schemas.openxmlformats.org/markup-compatibility/2006" xmlns:aink="http://schemas.microsoft.com/office/drawing/2016/ink" xmlns:am3d="http://schemas.microsoft.com/office/drawing/2017/model3d" xmlns:o="urn:schemas-microsoft-com:office:office" xmlns:oel="http://schemas.microsoft.com/office/2019/extlst" xmlns:r="http://schemas.openxmlformats.org/officeDocument/2006/relationships" xmlns:m="http://schemas.openxmlformats.org/officeDocument/2006/math" xmlns:v="urn:schemas-microsoft-com:vml" xmlns:wp14="http://schemas.microsoft.com/office/word/2010/wordprocessingDrawing" xmlns:wp="http://schemas.openxmlformats.org/drawingml/2006/wordprocessingDrawing" xmlns:w10="urn:schemas-microsoft-com:office:word" xmlns:w="http://schemas.openxmlformats.org/wordprocessingml/2006/main" xmlns:w14="http://schemas.microsoft.com/office/word/2010/wordml" xmlns:w15="http://schemas.microsoft.com/office/word/2012/wordml" xmlns:w16cex="http://schemas.microsoft.com/office/word/2018/wordml/cex" xmlns:w16cid="http://schemas.microsoft.com/office/word/2016/wordml/cid" xmlns:w16="http://schemas.microsoft.com/office/word/2018/wordml" xmlns:w16du="http://schemas.microsoft.com/office/word/2023/wordml/word16du" xmlns:w16sdtdh="http://schemas.microsoft.com/office/word/2020/wordml/sdtdatahash" xmlns:w16sdtfl="http://schemas.microsoft.com/office/word/2024/wordml/sdtformatlock" xmlns:w16se="http://schemas.microsoft.com/office/word/2015/wordml/symex" xmlns:wpg="http://schemas.microsoft.com/office/word/2010/wordprocessingGroup" xmlns:wpi="http://schemas.microsoft.com/office/word/2010/wordprocessingInk" xmlns:wne="http://schemas.microsoft.com/office/word/2006/wordml" xmlns:wps="http://schemas.microsoft.com/office/word/2010/wordprocessingShape" mc:Ignorable="w14 w15 w16se w16cid w16 w16cex w16sdtdh w16sdtfl w16du wp14">
   <w:p>
     <w:pPr>
       <w:pStyle w:val="Footer"/>
@@ -717,7 +883,7 @@
 </file>
 
 <file path=word/footer3.xml><?xml version="1.0" encoding="utf-8"?>
-<w:ftr xmlns:wpc="http://schemas.microsoft.com/office/word/2010/wordprocessingCanvas" xmlns:cx="http://schemas.microsoft.com/office/drawing/2014/chartex" xmlns:cx1="http://schemas.microsoft.com/office/drawing/2015/9/8/chartex" xmlns:cx2="http://schemas.microsoft.com/office/drawing/2015/10/21/chartex" xmlns:cx3="http://schemas.microsoft.com/office/drawing/2016/5/9/chartex" xmlns:cx4="http://schemas.microsoft.com/office/drawing/2016/5/10/chartex" xmlns:cx5="http://schemas.microsoft.com/office/drawing/2016/5/11/chartex" xmlns:cx6="http://schemas.microsoft.com/office/drawing/2016/5/12/chartex" xmlns:cx7="http://schemas.microsoft.com/office/drawing/2016/5/13/chartex" xmlns:cx8="http://schemas.microsoft.com/office/drawing/2016/5/14/chartex" xmlns:mc="http://schemas.openxmlformats.org/markup-compatibility/2006" xmlns:aink="http://schemas.microsoft.com/office/drawing/2016/ink" xmlns:am3d="http://schemas.microsoft.com/office/drawing/2017/model3d" xmlns:o="urn:schemas-microsoft-com:office:office" xmlns:oel="http://schemas.microsoft.com/office/2019/extlst" xmlns:r="http://schemas.openxmlformats.org/officeDocument/2006/relationships" xmlns:m="http://schemas.openxmlformats.org/officeDocument/2006/math" xmlns:v="urn:schemas-microsoft-com:vml" xmlns:wp14="http://schemas.microsoft.com/office/word/2010/wordprocessingDrawing" xmlns:wp="http://schemas.openxmlformats.org/drawingml/2006/wordprocessingDrawing" xmlns:w10="urn:schemas-microsoft-com:office:word" xmlns:w="http://schemas.openxmlformats.org/wordprocessingml/2006/main" xmlns:w14="http://schemas.microsoft.com/office/word/2010/wordml" xmlns:w15="http://schemas.microsoft.com/office/word/2012/wordml" xmlns:w16cex="http://schemas.microsoft.com/office/word/2018/wordml/cex" xmlns:w16cid="http://schemas.microsoft.com/office/word/2016/wordml/cid" xmlns:w16="http://schemas.microsoft.com/office/word/2018/wordml" xmlns:w16sdtdh="http://schemas.microsoft.com/office/word/2020/wordml/sdtdatahash" xmlns:w16se="http://schemas.microsoft.com/office/word/2015/wordml/symex" xmlns:wpg="http://schemas.microsoft.com/office/word/2010/wordprocessingGroup" xmlns:wpi="http://schemas.microsoft.com/office/word/2010/wordprocessingInk" xmlns:wne="http://schemas.microsoft.com/office/word/2006/wordml" xmlns:wps="http://schemas.microsoft.com/office/word/2010/wordprocessingShape" mc:Ignorable="w14 w15 w16se w16cid w16 w16cex w16sdtdh wp14">
+<w:ftr xmlns:wpc="http://schemas.microsoft.com/office/word/2010/wordprocessingCanvas" xmlns:cx="http://schemas.microsoft.com/office/drawing/2014/chartex" xmlns:cx1="http://schemas.microsoft.com/office/drawing/2015/9/8/chartex" xmlns:cx2="http://schemas.microsoft.com/office/drawing/2015/10/21/chartex" xmlns:cx3="http://schemas.microsoft.com/office/drawing/2016/5/9/chartex" xmlns:cx4="http://schemas.microsoft.com/office/drawing/2016/5/10/chartex" xmlns:cx5="http://schemas.microsoft.com/office/drawing/2016/5/11/chartex" xmlns:cx6="http://schemas.microsoft.com/office/drawing/2016/5/12/chartex" xmlns:cx7="http://schemas.microsoft.com/office/drawing/2016/5/13/chartex" xmlns:cx8="http://schemas.microsoft.com/office/drawing/2016/5/14/chartex" xmlns:mc="http://schemas.openxmlformats.org/markup-compatibility/2006" xmlns:aink="http://schemas.microsoft.com/office/drawing/2016/ink" xmlns:am3d="http://schemas.microsoft.com/office/drawing/2017/model3d" xmlns:o="urn:schemas-microsoft-com:office:office" xmlns:oel="http://schemas.microsoft.com/office/2019/extlst" xmlns:r="http://schemas.openxmlformats.org/officeDocument/2006/relationships" xmlns:m="http://schemas.openxmlformats.org/officeDocument/2006/math" xmlns:v="urn:schemas-microsoft-com:vml" xmlns:wp14="http://schemas.microsoft.com/office/word/2010/wordprocessingDrawing" xmlns:wp="http://schemas.openxmlformats.org/drawingml/2006/wordprocessingDrawing" xmlns:w10="urn:schemas-microsoft-com:office:word" xmlns:w="http://schemas.openxmlformats.org/wordprocessingml/2006/main" xmlns:w14="http://schemas.microsoft.com/office/word/2010/wordml" xmlns:w15="http://schemas.microsoft.com/office/word/2012/wordml" xmlns:w16cex="http://schemas.microsoft.com/office/word/2018/wordml/cex" xmlns:w16cid="http://schemas.microsoft.com/office/word/2016/wordml/cid" xmlns:w16="http://schemas.microsoft.com/office/word/2018/wordml" xmlns:w16du="http://schemas.microsoft.com/office/word/2023/wordml/word16du" xmlns:w16sdtdh="http://schemas.microsoft.com/office/word/2020/wordml/sdtdatahash" xmlns:w16sdtfl="http://schemas.microsoft.com/office/word/2024/wordml/sdtformatlock" xmlns:w16se="http://schemas.microsoft.com/office/word/2015/wordml/symex" xmlns:wpg="http://schemas.microsoft.com/office/word/2010/wordprocessingGroup" xmlns:wpi="http://schemas.microsoft.com/office/word/2010/wordprocessingInk" xmlns:wne="http://schemas.microsoft.com/office/word/2006/wordml" xmlns:wps="http://schemas.microsoft.com/office/word/2010/wordprocessingShape" mc:Ignorable="w14 w15 w16se w16cid w16 w16cex w16sdtdh w16sdtfl w16du wp14">
   <w:p>
     <w:pPr>
       <w:pStyle w:val="Footer"/>
@@ -727,7 +893,7 @@
 </file>
 
 <file path=word/footnotes.xml><?xml version="1.0" encoding="utf-8"?>
-<w:footnotes xmlns:wpc="http://schemas.microsoft.com/office/word/2010/wordprocessingCanvas" xmlns:cx="http://schemas.microsoft.com/office/drawing/2014/chartex" xmlns:cx1="http://schemas.microsoft.com/office/drawing/2015/9/8/chartex" xmlns:cx2="http://schemas.microsoft.com/office/drawing/2015/10/21/chartex" xmlns:cx3="http://schemas.microsoft.com/office/drawing/2016/5/9/chartex" xmlns:cx4="http://schemas.microsoft.com/office/drawing/2016/5/10/chartex" xmlns:cx5="http://schemas.microsoft.com/office/drawing/2016/5/11/chartex" xmlns:cx6="http://schemas.microsoft.com/office/drawing/2016/5/12/chartex" xmlns:cx7="http://schemas.microsoft.com/office/drawing/2016/5/13/chartex" xmlns:cx8="http://schemas.microsoft.com/office/drawing/2016/5/14/chartex" xmlns:mc="http://schemas.openxmlformats.org/markup-compatibility/2006" xmlns:aink="http://schemas.microsoft.com/office/drawing/2016/ink" xmlns:am3d="http://schemas.microsoft.com/office/drawing/2017/model3d" xmlns:o="urn:schemas-microsoft-com:office:office" xmlns:oel="http://schemas.microsoft.com/office/2019/extlst" xmlns:r="http://schemas.openxmlformats.org/officeDocument/2006/relationships" xmlns:m="http://schemas.openxmlformats.org/officeDocument/2006/math" xmlns:v="urn:schemas-microsoft-com:vml" xmlns:wp14="http://schemas.microsoft.com/office/word/2010/wordprocessingDrawing" xmlns:wp="http://schemas.openxmlformats.org/drawingml/2006/wordprocessingDrawing" xmlns:w10="urn:schemas-microsoft-com:office:word" xmlns:w="http://schemas.openxmlformats.org/wordprocessingml/2006/main" xmlns:w14="http://schemas.microsoft.com/office/word/2010/wordml" xmlns:w15="http://schemas.microsoft.com/office/word/2012/wordml" xmlns:w16cex="http://schemas.microsoft.com/office/word/2018/wordml/cex" xmlns:w16cid="http://schemas.microsoft.com/office/word/2016/wordml/cid" xmlns:w16="http://schemas.microsoft.com/office/word/2018/wordml" xmlns:w16sdtdh="http://schemas.microsoft.com/office/word/2020/wordml/sdtdatahash" xmlns:w16se="http://schemas.microsoft.com/office/word/2015/wordml/symex" xmlns:wpg="http://schemas.microsoft.com/office/word/2010/wordprocessingGroup" xmlns:wpi="http://schemas.microsoft.com/office/word/2010/wordprocessingInk" xmlns:wne="http://schemas.microsoft.com/office/word/2006/wordml" xmlns:wps="http://schemas.microsoft.com/office/word/2010/wordprocessingShape" mc:Ignorable="w14 w15 w16se w16cid w16 w16cex w16sdtdh wp14">
+<w:footnotes xmlns:wpc="http://schemas.microsoft.com/office/word/2010/wordprocessingCanvas" xmlns:cx="http://schemas.microsoft.com/office/drawing/2014/chartex" xmlns:cx1="http://schemas.microsoft.com/office/drawing/2015/9/8/chartex" xmlns:cx2="http://schemas.microsoft.com/office/drawing/2015/10/21/chartex" xmlns:cx3="http://schemas.microsoft.com/office/drawing/2016/5/9/chartex" xmlns:cx4="http://schemas.microsoft.com/office/drawing/2016/5/10/chartex" xmlns:cx5="http://schemas.microsoft.com/office/drawing/2016/5/11/chartex" xmlns:cx6="http://schemas.microsoft.com/office/drawing/2016/5/12/chartex" xmlns:cx7="http://schemas.microsoft.com/office/drawing/2016/5/13/chartex" xmlns:cx8="http://schemas.microsoft.com/office/drawing/2016/5/14/chartex" xmlns:mc="http://schemas.openxmlformats.org/markup-compatibility/2006" xmlns:aink="http://schemas.microsoft.com/office/drawing/2016/ink" xmlns:am3d="http://schemas.microsoft.com/office/drawing/2017/model3d" xmlns:o="urn:schemas-microsoft-com:office:office" xmlns:oel="http://schemas.microsoft.com/office/2019/extlst" xmlns:r="http://schemas.openxmlformats.org/officeDocument/2006/relationships" xmlns:m="http://schemas.openxmlformats.org/officeDocument/2006/math" xmlns:v="urn:schemas-microsoft-com:vml" xmlns:wp14="http://schemas.microsoft.com/office/word/2010/wordprocessingDrawing" xmlns:wp="http://schemas.openxmlformats.org/drawingml/2006/wordprocessingDrawing" xmlns:w10="urn:schemas-microsoft-com:office:word" xmlns:w="http://schemas.openxmlformats.org/wordprocessingml/2006/main" xmlns:w14="http://schemas.microsoft.com/office/word/2010/wordml" xmlns:w15="http://schemas.microsoft.com/office/word/2012/wordml" xmlns:w16cex="http://schemas.microsoft.com/office/word/2018/wordml/cex" xmlns:w16cid="http://schemas.microsoft.com/office/word/2016/wordml/cid" xmlns:w16="http://schemas.microsoft.com/office/word/2018/wordml" xmlns:w16du="http://schemas.microsoft.com/office/word/2023/wordml/word16du" xmlns:w16sdtdh="http://schemas.microsoft.com/office/word/2020/wordml/sdtdatahash" xmlns:w16sdtfl="http://schemas.microsoft.com/office/word/2024/wordml/sdtformatlock" xmlns:w16se="http://schemas.microsoft.com/office/word/2015/wordml/symex" xmlns:wpg="http://schemas.microsoft.com/office/word/2010/wordprocessingGroup" xmlns:wpi="http://schemas.microsoft.com/office/word/2010/wordprocessingInk" xmlns:wne="http://schemas.microsoft.com/office/word/2006/wordml" xmlns:wps="http://schemas.microsoft.com/office/word/2010/wordprocessingShape" mc:Ignorable="w14 w15 w16se w16cid w16 w16cex w16sdtdh w16sdtfl w16du wp14">
   <w:footnote w:type="separator" w:id="-1">
     <w:p>
       <w:pPr>
@@ -752,7 +918,7 @@
 </file>
 
 <file path=word/header1.xml><?xml version="1.0" encoding="utf-8"?>
-<w:hdr xmlns:wpc="http://schemas.microsoft.com/office/word/2010/wordprocessingCanvas" xmlns:cx="http://schemas.microsoft.com/office/drawing/2014/chartex" xmlns:cx1="http://schemas.microsoft.com/office/drawing/2015/9/8/chartex" xmlns:cx2="http://schemas.microsoft.com/office/drawing/2015/10/21/chartex" xmlns:cx3="http://schemas.microsoft.com/office/drawing/2016/5/9/chartex" xmlns:cx4="http://schemas.microsoft.com/office/drawing/2016/5/10/chartex" xmlns:cx5="http://schemas.microsoft.com/office/drawing/2016/5/11/chartex" xmlns:cx6="http://schemas.microsoft.com/office/drawing/2016/5/12/chartex" xmlns:cx7="http://schemas.microsoft.com/office/drawing/2016/5/13/chartex" xmlns:cx8="http://schemas.microsoft.com/office/drawing/2016/5/14/chartex" xmlns:mc="http://schemas.openxmlformats.org/markup-compatibility/2006" xmlns:aink="http://schemas.microsoft.com/office/drawing/2016/ink" xmlns:am3d="http://schemas.microsoft.com/office/drawing/2017/model3d" xmlns:o="urn:schemas-microsoft-com:office:office" xmlns:oel="http://schemas.microsoft.com/office/2019/extlst" xmlns:r="http://schemas.openxmlformats.org/officeDocument/2006/relationships" xmlns:m="http://schemas.openxmlformats.org/officeDocument/2006/math" xmlns:v="urn:schemas-microsoft-com:vml" xmlns:wp14="http://schemas.microsoft.com/office/word/2010/wordprocessingDrawing" xmlns:wp="http://schemas.openxmlformats.org/drawingml/2006/wordprocessingDrawing" xmlns:w10="urn:schemas-microsoft-com:office:word" xmlns:w="http://schemas.openxmlformats.org/wordprocessingml/2006/main" xmlns:w14="http://schemas.microsoft.com/office/word/2010/wordml" xmlns:w15="http://schemas.microsoft.com/office/word/2012/wordml" xmlns:w16cex="http://schemas.microsoft.com/office/word/2018/wordml/cex" xmlns:w16cid="http://schemas.microsoft.com/office/word/2016/wordml/cid" xmlns:w16="http://schemas.microsoft.com/office/word/2018/wordml" xmlns:w16sdtdh="http://schemas.microsoft.com/office/word/2020/wordml/sdtdatahash" xmlns:w16se="http://schemas.microsoft.com/office/word/2015/wordml/symex" xmlns:wpg="http://schemas.microsoft.com/office/word/2010/wordprocessingGroup" xmlns:wpi="http://schemas.microsoft.com/office/word/2010/wordprocessingInk" xmlns:wne="http://schemas.microsoft.com/office/word/2006/wordml" xmlns:wps="http://schemas.microsoft.com/office/word/2010/wordprocessingShape" mc:Ignorable="w14 w15 w16se w16cid w16 w16cex w16sdtdh wp14">
+<w:hdr xmlns:wpc="http://schemas.microsoft.com/office/word/2010/wordprocessingCanvas" xmlns:cx="http://schemas.microsoft.com/office/drawing/2014/chartex" xmlns:cx1="http://schemas.microsoft.com/office/drawing/2015/9/8/chartex" xmlns:cx2="http://schemas.microsoft.com/office/drawing/2015/10/21/chartex" xmlns:cx3="http://schemas.microsoft.com/office/drawing/2016/5/9/chartex" xmlns:cx4="http://schemas.microsoft.com/office/drawing/2016/5/10/chartex" xmlns:cx5="http://schemas.microsoft.com/office/drawing/2016/5/11/chartex" xmlns:cx6="http://schemas.microsoft.com/office/drawing/2016/5/12/chartex" xmlns:cx7="http://schemas.microsoft.com/office/drawing/2016/5/13/chartex" xmlns:cx8="http://schemas.microsoft.com/office/drawing/2016/5/14/chartex" xmlns:mc="http://schemas.openxmlformats.org/markup-compatibility/2006" xmlns:aink="http://schemas.microsoft.com/office/drawing/2016/ink" xmlns:am3d="http://schemas.microsoft.com/office/drawing/2017/model3d" xmlns:o="urn:schemas-microsoft-com:office:office" xmlns:oel="http://schemas.microsoft.com/office/2019/extlst" xmlns:r="http://schemas.openxmlformats.org/officeDocument/2006/relationships" xmlns:m="http://schemas.openxmlformats.org/officeDocument/2006/math" xmlns:v="urn:schemas-microsoft-com:vml" xmlns:wp14="http://schemas.microsoft.com/office/word/2010/wordprocessingDrawing" xmlns:wp="http://schemas.openxmlformats.org/drawingml/2006/wordprocessingDrawing" xmlns:w10="urn:schemas-microsoft-com:office:word" xmlns:w="http://schemas.openxmlformats.org/wordprocessingml/2006/main" xmlns:w14="http://schemas.microsoft.com/office/word/2010/wordml" xmlns:w15="http://schemas.microsoft.com/office/word/2012/wordml" xmlns:w16cex="http://schemas.microsoft.com/office/word/2018/wordml/cex" xmlns:w16cid="http://schemas.microsoft.com/office/word/2016/wordml/cid" xmlns:w16="http://schemas.microsoft.com/office/word/2018/wordml" xmlns:w16du="http://schemas.microsoft.com/office/word/2023/wordml/word16du" xmlns:w16sdtdh="http://schemas.microsoft.com/office/word/2020/wordml/sdtdatahash" xmlns:w16sdtfl="http://schemas.microsoft.com/office/word/2024/wordml/sdtformatlock" xmlns:w16se="http://schemas.microsoft.com/office/word/2015/wordml/symex" xmlns:wpg="http://schemas.microsoft.com/office/word/2010/wordprocessingGroup" xmlns:wpi="http://schemas.microsoft.com/office/word/2010/wordprocessingInk" xmlns:wne="http://schemas.microsoft.com/office/word/2006/wordml" xmlns:wps="http://schemas.microsoft.com/office/word/2010/wordprocessingShape" mc:Ignorable="w14 w15 w16se w16cid w16 w16cex w16sdtdh w16sdtfl w16du wp14">
   <w:p>
     <w:pPr>
       <w:pStyle w:val="Header"/>
@@ -762,7 +928,7 @@
 </file>
 
 <file path=word/header2.xml><?xml version="1.0" encoding="utf-8"?>
-<w:hdr xmlns:wpc="http://schemas.microsoft.com/office/word/2010/wordprocessingCanvas" xmlns:cx="http://schemas.microsoft.com/office/drawing/2014/chartex" xmlns:cx1="http://schemas.microsoft.com/office/drawing/2015/9/8/chartex" xmlns:cx2="http://schemas.microsoft.com/office/drawing/2015/10/21/chartex" xmlns:cx3="http://schemas.microsoft.com/office/drawing/2016/5/9/chartex" xmlns:cx4="http://schemas.microsoft.com/office/drawing/2016/5/10/chartex" xmlns:cx5="http://schemas.microsoft.com/office/drawing/2016/5/11/chartex" xmlns:cx6="http://schemas.microsoft.com/office/drawing/2016/5/12/chartex" xmlns:cx7="http://schemas.microsoft.com/office/drawing/2016/5/13/chartex" xmlns:cx8="http://schemas.microsoft.com/office/drawing/2016/5/14/chartex" xmlns:mc="http://schemas.openxmlformats.org/markup-compatibility/2006" xmlns:aink="http://schemas.microsoft.com/office/drawing/2016/ink" xmlns:am3d="http://schemas.microsoft.com/office/drawing/2017/model3d" xmlns:o="urn:schemas-microsoft-com:office:office" xmlns:oel="http://schemas.microsoft.com/office/2019/extlst" xmlns:r="http://schemas.openxmlformats.org/officeDocument/2006/relationships" xmlns:m="http://schemas.openxmlformats.org/officeDocument/2006/math" xmlns:v="urn:schemas-microsoft-com:vml" xmlns:wp14="http://schemas.microsoft.com/office/word/2010/wordprocessingDrawing" xmlns:wp="http://schemas.openxmlformats.org/drawingml/2006/wordprocessingDrawing" xmlns:w10="urn:schemas-microsoft-com:office:word" xmlns:w="http://schemas.openxmlformats.org/wordprocessingml/2006/main" xmlns:w14="http://schemas.microsoft.com/office/word/2010/wordml" xmlns:w15="http://schemas.microsoft.com/office/word/2012/wordml" xmlns:w16cex="http://schemas.microsoft.com/office/word/2018/wordml/cex" xmlns:w16cid="http://schemas.microsoft.com/office/word/2016/wordml/cid" xmlns:w16="http://schemas.microsoft.com/office/word/2018/wordml" xmlns:w16sdtdh="http://schemas.microsoft.com/office/word/2020/wordml/sdtdatahash" xmlns:w16se="http://schemas.microsoft.com/office/word/2015/wordml/symex" xmlns:wpg="http://schemas.microsoft.com/office/word/2010/wordprocessingGroup" xmlns:wpi="http://schemas.microsoft.com/office/word/2010/wordprocessingInk" xmlns:wne="http://schemas.microsoft.com/office/word/2006/wordml" xmlns:wps="http://schemas.microsoft.com/office/word/2010/wordprocessingShape" mc:Ignorable="w14 w15 w16se w16cid w16 w16cex w16sdtdh wp14">
+<w:hdr xmlns:wpc="http://schemas.microsoft.com/office/word/2010/wordprocessingCanvas" xmlns:cx="http://schemas.microsoft.com/office/drawing/2014/chartex" xmlns:cx1="http://schemas.microsoft.com/office/drawing/2015/9/8/chartex" xmlns:cx2="http://schemas.microsoft.com/office/drawing/2015/10/21/chartex" xmlns:cx3="http://schemas.microsoft.com/office/drawing/2016/5/9/chartex" xmlns:cx4="http://schemas.microsoft.com/office/drawing/2016/5/10/chartex" xmlns:cx5="http://schemas.microsoft.com/office/drawing/2016/5/11/chartex" xmlns:cx6="http://schemas.microsoft.com/office/drawing/2016/5/12/chartex" xmlns:cx7="http://schemas.microsoft.com/office/drawing/2016/5/13/chartex" xmlns:cx8="http://schemas.microsoft.com/office/drawing/2016/5/14/chartex" xmlns:mc="http://schemas.openxmlformats.org/markup-compatibility/2006" xmlns:aink="http://schemas.microsoft.com/office/drawing/2016/ink" xmlns:am3d="http://schemas.microsoft.com/office/drawing/2017/model3d" xmlns:o="urn:schemas-microsoft-com:office:office" xmlns:oel="http://schemas.microsoft.com/office/2019/extlst" xmlns:r="http://schemas.openxmlformats.org/officeDocument/2006/relationships" xmlns:m="http://schemas.openxmlformats.org/officeDocument/2006/math" xmlns:v="urn:schemas-microsoft-com:vml" xmlns:wp14="http://schemas.microsoft.com/office/word/2010/wordprocessingDrawing" xmlns:wp="http://schemas.openxmlformats.org/drawingml/2006/wordprocessingDrawing" xmlns:w10="urn:schemas-microsoft-com:office:word" xmlns:w="http://schemas.openxmlformats.org/wordprocessingml/2006/main" xmlns:w14="http://schemas.microsoft.com/office/word/2010/wordml" xmlns:w15="http://schemas.microsoft.com/office/word/2012/wordml" xmlns:w16cex="http://schemas.microsoft.com/office/word/2018/wordml/cex" xmlns:w16cid="http://schemas.microsoft.com/office/word/2016/wordml/cid" xmlns:w16="http://schemas.microsoft.com/office/word/2018/wordml" xmlns:w16du="http://schemas.microsoft.com/office/word/2023/wordml/word16du" xmlns:w16sdtdh="http://schemas.microsoft.com/office/word/2020/wordml/sdtdatahash" xmlns:w16sdtfl="http://schemas.microsoft.com/office/word/2024/wordml/sdtformatlock" xmlns:w16se="http://schemas.microsoft.com/office/word/2015/wordml/symex" xmlns:wpg="http://schemas.microsoft.com/office/word/2010/wordprocessingGroup" xmlns:wpi="http://schemas.microsoft.com/office/word/2010/wordprocessingInk" xmlns:wne="http://schemas.microsoft.com/office/word/2006/wordml" xmlns:wps="http://schemas.microsoft.com/office/word/2010/wordprocessingShape" mc:Ignorable="w14 w15 w16se w16cid w16 w16cex w16sdtdh w16sdtfl w16du wp14">
   <w:p>
     <w:pPr>
       <w:pStyle w:val="Header"/>
@@ -773,7 +939,7 @@
 </file>
 
 <file path=word/header3.xml><?xml version="1.0" encoding="utf-8"?>
-<w:hdr xmlns:wpc="http://schemas.microsoft.com/office/word/2010/wordprocessingCanvas" xmlns:cx="http://schemas.microsoft.com/office/drawing/2014/chartex" xmlns:cx1="http://schemas.microsoft.com/office/drawing/2015/9/8/chartex" xmlns:cx2="http://schemas.microsoft.com/office/drawing/2015/10/21/chartex" xmlns:cx3="http://schemas.microsoft.com/office/drawing/2016/5/9/chartex" xmlns:cx4="http://schemas.microsoft.com/office/drawing/2016/5/10/chartex" xmlns:cx5="http://schemas.microsoft.com/office/drawing/2016/5/11/chartex" xmlns:cx6="http://schemas.microsoft.com/office/drawing/2016/5/12/chartex" xmlns:cx7="http://schemas.microsoft.com/office/drawing/2016/5/13/chartex" xmlns:cx8="http://schemas.microsoft.com/office/drawing/2016/5/14/chartex" xmlns:mc="http://schemas.openxmlformats.org/markup-compatibility/2006" xmlns:aink="http://schemas.microsoft.com/office/drawing/2016/ink" xmlns:am3d="http://schemas.microsoft.com/office/drawing/2017/model3d" xmlns:o="urn:schemas-microsoft-com:office:office" xmlns:oel="http://schemas.microsoft.com/office/2019/extlst" xmlns:r="http://schemas.openxmlformats.org/officeDocument/2006/relationships" xmlns:m="http://schemas.openxmlformats.org/officeDocument/2006/math" xmlns:v="urn:schemas-microsoft-com:vml" xmlns:wp14="http://schemas.microsoft.com/office/word/2010/wordprocessingDrawing" xmlns:wp="http://schemas.openxmlformats.org/drawingml/2006/wordprocessingDrawing" xmlns:w10="urn:schemas-microsoft-com:office:word" xmlns:w="http://schemas.openxmlformats.org/wordprocessingml/2006/main" xmlns:w14="http://schemas.microsoft.com/office/word/2010/wordml" xmlns:w15="http://schemas.microsoft.com/office/word/2012/wordml" xmlns:w16cex="http://schemas.microsoft.com/office/word/2018/wordml/cex" xmlns:w16cid="http://schemas.microsoft.com/office/word/2016/wordml/cid" xmlns:w16="http://schemas.microsoft.com/office/word/2018/wordml" xmlns:w16sdtdh="http://schemas.microsoft.com/office/word/2020/wordml/sdtdatahash" xmlns:w16se="http://schemas.microsoft.com/office/word/2015/wordml/symex" xmlns:wpg="http://schemas.microsoft.com/office/word/2010/wordprocessingGroup" xmlns:wpi="http://schemas.microsoft.com/office/word/2010/wordprocessingInk" xmlns:wne="http://schemas.microsoft.com/office/word/2006/wordml" xmlns:wps="http://schemas.microsoft.com/office/word/2010/wordprocessingShape" mc:Ignorable="w14 w15 w16se w16cid w16 w16cex w16sdtdh wp14">
+<w:hdr xmlns:wpc="http://schemas.microsoft.com/office/word/2010/wordprocessingCanvas" xmlns:cx="http://schemas.microsoft.com/office/drawing/2014/chartex" xmlns:cx1="http://schemas.microsoft.com/office/drawing/2015/9/8/chartex" xmlns:cx2="http://schemas.microsoft.com/office/drawing/2015/10/21/chartex" xmlns:cx3="http://schemas.microsoft.com/office/drawing/2016/5/9/chartex" xmlns:cx4="http://schemas.microsoft.com/office/drawing/2016/5/10/chartex" xmlns:cx5="http://schemas.microsoft.com/office/drawing/2016/5/11/chartex" xmlns:cx6="http://schemas.microsoft.com/office/drawing/2016/5/12/chartex" xmlns:cx7="http://schemas.microsoft.com/office/drawing/2016/5/13/chartex" xmlns:cx8="http://schemas.microsoft.com/office/drawing/2016/5/14/chartex" xmlns:mc="http://schemas.openxmlformats.org/markup-compatibility/2006" xmlns:aink="http://schemas.microsoft.com/office/drawing/2016/ink" xmlns:am3d="http://schemas.microsoft.com/office/drawing/2017/model3d" xmlns:o="urn:schemas-microsoft-com:office:office" xmlns:oel="http://schemas.microsoft.com/office/2019/extlst" xmlns:r="http://schemas.openxmlformats.org/officeDocument/2006/relationships" xmlns:m="http://schemas.openxmlformats.org/officeDocument/2006/math" xmlns:v="urn:schemas-microsoft-com:vml" xmlns:wp14="http://schemas.microsoft.com/office/word/2010/wordprocessingDrawing" xmlns:wp="http://schemas.openxmlformats.org/drawingml/2006/wordprocessingDrawing" xmlns:w10="urn:schemas-microsoft-com:office:word" xmlns:w="http://schemas.openxmlformats.org/wordprocessingml/2006/main" xmlns:w14="http://schemas.microsoft.com/office/word/2010/wordml" xmlns:w15="http://schemas.microsoft.com/office/word/2012/wordml" xmlns:w16cex="http://schemas.microsoft.com/office/word/2018/wordml/cex" xmlns:w16cid="http://schemas.microsoft.com/office/word/2016/wordml/cid" xmlns:w16="http://schemas.microsoft.com/office/word/2018/wordml" xmlns:w16du="http://schemas.microsoft.com/office/word/2023/wordml/word16du" xmlns:w16sdtdh="http://schemas.microsoft.com/office/word/2020/wordml/sdtdatahash" xmlns:w16sdtfl="http://schemas.microsoft.com/office/word/2024/wordml/sdtformatlock" xmlns:w16se="http://schemas.microsoft.com/office/word/2015/wordml/symex" xmlns:wpg="http://schemas.microsoft.com/office/word/2010/wordprocessingGroup" xmlns:wpi="http://schemas.microsoft.com/office/word/2010/wordprocessingInk" xmlns:wne="http://schemas.microsoft.com/office/word/2006/wordml" xmlns:wps="http://schemas.microsoft.com/office/word/2010/wordprocessingShape" mc:Ignorable="w14 w15 w16se w16cid w16 w16cex w16sdtdh w16sdtfl w16du wp14">
   <w:p>
     <w:pPr>
       <w:pStyle w:val="Header"/>
@@ -782,7 +948,7 @@
     <w:r>
       <w:tab/>
       <w:tab/>
-      <w:t>2026-06-17</w:t>
+      <w:t>2026-06-18</w:t>
       <w:br/>
       <w:br/>
     </w:r>
@@ -799,7 +965,7 @@
 </file>
 
 <file path=word/numbering.xml><?xml version="1.0" encoding="utf-8"?>
-<w:numbering xmlns:wpc="http://schemas.microsoft.com/office/word/2010/wordprocessingCanvas" xmlns:cx="http://schemas.microsoft.com/office/drawing/2014/chartex" xmlns:cx1="http://schemas.microsoft.com/office/drawing/2015/9/8/chartex" xmlns:cx2="http://schemas.microsoft.com/office/drawing/2015/10/21/chartex" xmlns:cx3="http://schemas.microsoft.com/office/drawing/2016/5/9/chartex" xmlns:cx4="http://schemas.microsoft.com/office/drawing/2016/5/10/chartex" xmlns:cx5="http://schemas.microsoft.com/office/drawing/2016/5/11/chartex" xmlns:cx6="http://schemas.microsoft.com/office/drawing/2016/5/12/chartex" xmlns:cx7="http://schemas.microsoft.com/office/drawing/2016/5/13/chartex" xmlns:cx8="http://schemas.microsoft.com/office/drawing/2016/5/14/chartex" xmlns:mc="http://schemas.openxmlformats.org/markup-compatibility/2006" xmlns:aink="http://schemas.microsoft.com/office/drawing/2016/ink" xmlns:am3d="http://schemas.microsoft.com/office/drawing/2017/model3d" xmlns:o="urn:schemas-microsoft-com:office:office" xmlns:oel="http://schemas.microsoft.com/office/2019/extlst" xmlns:r="http://schemas.openxmlformats.org/officeDocument/2006/relationships" xmlns:m="http://schemas.openxmlformats.org/officeDocument/2006/math" xmlns:v="urn:schemas-microsoft-com:vml" xmlns:wp14="http://schemas.microsoft.com/office/word/2010/wordprocessingDrawing" xmlns:wp="http://schemas.openxmlformats.org/drawingml/2006/wordprocessingDrawing" xmlns:w10="urn:schemas-microsoft-com:office:word" xmlns:w="http://schemas.openxmlformats.org/wordprocessingml/2006/main" xmlns:w14="http://schemas.microsoft.com/office/word/2010/wordml" xmlns:w15="http://schemas.microsoft.com/office/word/2012/wordml" xmlns:w16cex="http://schemas.microsoft.com/office/word/2018/wordml/cex" xmlns:w16cid="http://schemas.microsoft.com/office/word/2016/wordml/cid" xmlns:w16="http://schemas.microsoft.com/office/word/2018/wordml" xmlns:w16sdtdh="http://schemas.microsoft.com/office/word/2020/wordml/sdtdatahash" xmlns:w16se="http://schemas.microsoft.com/office/word/2015/wordml/symex" xmlns:wpg="http://schemas.microsoft.com/office/word/2010/wordprocessingGroup" xmlns:wpi="http://schemas.microsoft.com/office/word/2010/wordprocessingInk" xmlns:wne="http://schemas.microsoft.com/office/word/2006/wordml" xmlns:wps="http://schemas.microsoft.com/office/word/2010/wordprocessingShape" mc:Ignorable="w14 w15 w16se w16cid w16 w16cex w16sdtdh wp14">
+<w:numbering xmlns:wpc="http://schemas.microsoft.com/office/word/2010/wordprocessingCanvas" xmlns:cx="http://schemas.microsoft.com/office/drawing/2014/chartex" xmlns:cx1="http://schemas.microsoft.com/office/drawing/2015/9/8/chartex" xmlns:cx2="http://schemas.microsoft.com/office/drawing/2015/10/21/chartex" xmlns:cx3="http://schemas.microsoft.com/office/drawing/2016/5/9/chartex" xmlns:cx4="http://schemas.microsoft.com/office/drawing/2016/5/10/chartex" xmlns:cx5="http://schemas.microsoft.com/office/drawing/2016/5/11/chartex" xmlns:cx6="http://schemas.microsoft.com/office/drawing/2016/5/12/chartex" xmlns:cx7="http://schemas.microsoft.com/office/drawing/2016/5/13/chartex" xmlns:cx8="http://schemas.microsoft.com/office/drawing/2016/5/14/chartex" xmlns:mc="http://schemas.openxmlformats.org/markup-compatibility/2006" xmlns:aink="http://schemas.microsoft.com/office/drawing/2016/ink" xmlns:am3d="http://schemas.microsoft.com/office/drawing/2017/model3d" xmlns:o="urn:schemas-microsoft-com:office:office" xmlns:oel="http://schemas.microsoft.com/office/2019/extlst" xmlns:r="http://schemas.openxmlformats.org/officeDocument/2006/relationships" xmlns:m="http://schemas.openxmlformats.org/officeDocument/2006/math" xmlns:v="urn:schemas-microsoft-com:vml" xmlns:wp14="http://schemas.microsoft.com/office/word/2010/wordprocessingDrawing" xmlns:wp="http://schemas.openxmlformats.org/drawingml/2006/wordprocessingDrawing" xmlns:w10="urn:schemas-microsoft-com:office:word" xmlns:w="http://schemas.openxmlformats.org/wordprocessingml/2006/main" xmlns:w14="http://schemas.microsoft.com/office/word/2010/wordml" xmlns:w15="http://schemas.microsoft.com/office/word/2012/wordml" xmlns:w16cex="http://schemas.microsoft.com/office/word/2018/wordml/cex" xmlns:w16cid="http://schemas.microsoft.com/office/word/2016/wordml/cid" xmlns:w16="http://schemas.microsoft.com/office/word/2018/wordml" xmlns:w16du="http://schemas.microsoft.com/office/word/2023/wordml/word16du" xmlns:w16sdtdh="http://schemas.microsoft.com/office/word/2020/wordml/sdtdatahash" xmlns:w16sdtfl="http://schemas.microsoft.com/office/word/2024/wordml/sdtformatlock" xmlns:w16se="http://schemas.microsoft.com/office/word/2015/wordml/symex" xmlns:wpg="http://schemas.microsoft.com/office/word/2010/wordprocessingGroup" xmlns:wpi="http://schemas.microsoft.com/office/word/2010/wordprocessingInk" xmlns:wne="http://schemas.microsoft.com/office/word/2006/wordml" xmlns:wps="http://schemas.microsoft.com/office/word/2010/wordprocessingShape" mc:Ignorable="w14 w15 w16se w16cid w16 w16cex w16sdtdh w16sdtfl w16du wp14">
   <w:abstractNum w:abstractNumId="0" w15:restartNumberingAfterBreak="0">
     <w:nsid w:val="FFFFFF7C"/>
     <w:multiLevelType w:val="singleLevel"/>
@@ -1002,7 +1168,7 @@
 </file>
 
 <file path=word/styles.xml><?xml version="1.0" encoding="utf-8"?>
-<w:styles xmlns:mc="http://schemas.openxmlformats.org/markup-compatibility/2006" xmlns:r="http://schemas.openxmlformats.org/officeDocument/2006/relationships" xmlns:w="http://schemas.openxmlformats.org/wordprocessingml/2006/main" xmlns:w14="http://schemas.microsoft.com/office/word/2010/wordml" xmlns:w15="http://schemas.microsoft.com/office/word/2012/wordml" xmlns:w16cex="http://schemas.microsoft.com/office/word/2018/wordml/cex" xmlns:w16cid="http://schemas.microsoft.com/office/word/2016/wordml/cid" xmlns:w16="http://schemas.microsoft.com/office/word/2018/wordml" xmlns:w16sdtdh="http://schemas.microsoft.com/office/word/2020/wordml/sdtdatahash" xmlns:w16se="http://schemas.microsoft.com/office/word/2015/wordml/symex" mc:Ignorable="w14 w15 w16se w16cid w16 w16cex w16sdtdh">
+<w:styles xmlns:mc="http://schemas.openxmlformats.org/markup-compatibility/2006" xmlns:r="http://schemas.openxmlformats.org/officeDocument/2006/relationships" xmlns:w="http://schemas.openxmlformats.org/wordprocessingml/2006/main" xmlns:w14="http://schemas.microsoft.com/office/word/2010/wordml" xmlns:w15="http://schemas.microsoft.com/office/word/2012/wordml" xmlns:w16cex="http://schemas.microsoft.com/office/word/2018/wordml/cex" xmlns:w16cid="http://schemas.microsoft.com/office/word/2016/wordml/cid" xmlns:w16="http://schemas.microsoft.com/office/word/2018/wordml" xmlns:w16du="http://schemas.microsoft.com/office/word/2023/wordml/word16du" xmlns:w16sdtdh="http://schemas.microsoft.com/office/word/2020/wordml/sdtdatahash" xmlns:w16sdtfl="http://schemas.microsoft.com/office/word/2024/wordml/sdtformatlock" xmlns:w16se="http://schemas.microsoft.com/office/word/2015/wordml/symex" mc:Ignorable="w14 w15 w16se w16cid w16 w16cex w16sdtdh w16sdtfl w16du">
   <w:docDefaults>
     <w:rPrDefault>
       <w:rPr>
@@ -1760,7 +1926,7 @@
     <w:link w:val="TitleChar"/>
     <w:uiPriority w:val="10"/>
     <w:qFormat/>
-    <w:rsid w:val="007106C8"/>
+    <w:rsid w:val="00E854FA"/>
     <w:pPr>
       <w:spacing w:after="300" w:line="240" w:lineRule="auto"/>
       <w:contextualSpacing/>
@@ -1770,7 +1936,7 @@
       <w:rFonts w:eastAsiaTheme="majorEastAsia" w:cstheme="majorBidi"/>
       <w:spacing w:val="5"/>
       <w:kern w:val="28"/>
-      <w:sz w:val="52"/>
+      <w:sz w:val="40"/>
       <w:szCs w:val="52"/>
       <w:lang w:val="sv-SE" w:eastAsia="en-US" w:bidi="ar-SA"/>
     </w:rPr>
@@ -1780,12 +1946,12 @@
     <w:basedOn w:val="DefaultParagraphFont"/>
     <w:link w:val="Title"/>
     <w:uiPriority w:val="10"/>
-    <w:rsid w:val="007106C8"/>
+    <w:rsid w:val="00E854FA"/>
     <w:rPr>
       <w:rFonts w:ascii="Times New Roman" w:eastAsiaTheme="majorEastAsia" w:hAnsi="Times New Roman" w:cstheme="majorBidi"/>
       <w:spacing w:val="5"/>
       <w:kern w:val="28"/>
-      <w:sz w:val="52"/>
+      <w:sz w:val="40"/>
       <w:szCs w:val="52"/>
       <w:lang w:val="sv-SE" w:eastAsia="en-US" w:bidi="ar-SA"/>
     </w:rPr>

--- a/klagomål/A 6086-2026 FSC-klagomål.docx
+++ b/klagomål/A 6086-2026 FSC-klagomål.docx
@@ -948,7 +948,7 @@
     <w:r>
       <w:tab/>
       <w:tab/>
-      <w:t>2026-06-18</w:t>
+      <w:t>2026-06-19</w:t>
       <w:br/>
       <w:br/>
     </w:r>

--- a/klagomål/A 6086-2026 FSC-klagomål.docx
+++ b/klagomål/A 6086-2026 FSC-klagomål.docx
@@ -948,7 +948,7 @@
     <w:r>
       <w:tab/>
       <w:tab/>
-      <w:t>2026-06-19</w:t>
+      <w:t>2026-06-20</w:t>
       <w:br/>
       <w:br/>
     </w:r>

--- a/klagomål/A 6086-2026 FSC-klagomål.docx
+++ b/klagomål/A 6086-2026 FSC-klagomål.docx
@@ -168,38 +168,7 @@
     </w:p>
     <w:p>
       <w:r>
-        <w:t>Detta dokument behandlar höga naturvärden i avverkningsanmälan A 6086-2026 i Tierps kommun som inkom 2026-01-30 och omfattar 4,6 ha.</w:t>
-      </w:r>
-    </w:p>
-    <w:p>
-      <w:r>
-        <w:t>Nedan presenteras fynd av naturvårdsarter och fridlysta arter som gjorts i det avverkningsanmälda området, samt relevanta utdrag ur standarderna för FSC, Chain of Custody, Controlled Wood och PEFC. I BILAGA 1 finns artfakta om fridlysta arter.</w:t>
-      </w:r>
-    </w:p>
-    <w:p>
-      <w:r>
-        <w:t>Vi förväntar oss att ni återkommer med ett skriftligt svar på vårt klagomål och även beskriver vilka korrigerande åtgärder ni satt in för att rätta till identifierade brister i er efterlevnad av den svenska FSC standarden.</w:t>
-      </w:r>
-    </w:p>
-    <w:p>
-      <w:pPr>
-        <w:pStyle w:val="Heading1"/>
-      </w:pPr>
-      <w:r>
-        <w:t>Naturvårdsarter</w:t>
-      </w:r>
-    </w:p>
-    <w:p>
-      <w:r>
-        <w:t>I och inom 16 meter från avverkningsanmälan har följande 12 naturvårdsarter hittats: kopparspindling (VU), dropptaggsvamp (NT, T), fjällig taggsvamp s.str. (NT), kattfotslav (NT, T), orange taggsvamp (NT, T), puderspindling (NT), skarp dropptaggsvamp (NT), sparvuggla (NT, §4), anisspindling (S), olivspindling (S), rödgul trumpetsvamp (S) och svavelriska (S). Av dessa är 8 rödlistade. För rödlistade arter har rödlistekategorin angivits inom parentes. Arter som är signalarter enligt Skogsstyrelsen har markerats med (S). Typiska arter inom Natura 2000 som är kopplade till skogsekosystem har markerats med (T). För fridlysta arter anges även paragrafen i Artskyddsförordningen som arten är fridlyst enligt.</w:t>
-      </w:r>
-    </w:p>
-    <w:p>
-      <w:r>
-        <w:t>De påträffade naturvårdsarterna är ett tydligt kvitto på att det rör sig om en skog med höga naturvärden.</w:t>
-      </w:r>
-      <w:r>
-        <w:t xml:space="preserve"> I Figur 1 visas fyndplatser för naturvårdsarter i området, som finns registrerade på Artportalen.</w:t>
+        <w:t>Detta klagomål behandlar höga naturvärden i avverkningsanmälan A 6086-2026 i Tierps kommun som inkom 2026-01-30 och omfattar 4,6 ha.</w:t>
       </w:r>
     </w:p>
     <w:p>
@@ -247,34 +216,35 @@
         <w:spacing w:after="240"/>
       </w:pPr>
       <w:r>
-        <w:t>Figur 1. Fyndplatser för naturvårdsarter i och inom 16 meter från avverkningsanmälan (röd linje). Markörer utan svart kant är placerade på fyndplatsen. Markörer med svart kant är placerade vid sidan av fyndplatsen och har ett svart streck som visar fyndplatsens exakta position. Kartans mittpunktskoordinat är N 6711877, E 652987 i SWEREF 99 TM.</w:t>
+        <w:t>Figur 1. Fyndplatser för naturvårdsarter i och inom 16 meter från avverkningsanmälan. Markörer utan svart kant är placerade på fyndplatsen. Markörer med svart kant är placerade vid sidan av fyndplatsen har ett svart streck som visar fyndplatsens exakta position. Kartans mittpunktskoordinat är N 6711877, E 652987 i SWEREF 99 TM.</w:t>
+      </w:r>
+    </w:p>
+    <w:p>
+      <w:r>
+        <w:t>I och inom 16 meter från avverkningsanmälan finns fynd av 12 naturvårdsarter, varav 8 är rödlistade, 1 är fridlyst, 3 är typiska (T) och 4 är signalarter (S): kopparspindling (VU), dropptaggsvamp (NT, T), fjällig taggsvamp s.str. (NT), kattfotslav (NT, T), orange taggsvamp (NT, T), puderspindling (NT), skarp dropptaggsvamp (NT), sparvuggla (NT, §4), anisspindling (S), olivspindling (S), rödgul trumpetsvamp (S) och svavelriska (S). Se Figur 1.</w:t>
+      </w:r>
+    </w:p>
+    <w:p>
+      <w:r>
+        <w:t>Nedan presenteras relevanta utdrag ur standarderna för FSC, Chain of Custody, Controlled Wood och PEFC.</w:t>
+      </w:r>
+    </w:p>
+    <w:p>
+      <w:r>
+        <w:t>Vi förväntar oss att ni återkommer med ett skriftligt svar på vårt klagomål och även beskriver vilka korrigerande åtgärder ni satt in för att rätta till identifierade brister i er efterlevnad av den svenska FSC standarden.</w:t>
       </w:r>
     </w:p>
     <w:p>
       <w:pPr>
-        <w:pStyle w:val="Heading2"/>
+        <w:pStyle w:val="Heading1"/>
       </w:pPr>
       <w:r>
-        <w:t>Fridlysta arter</w:t>
+        <w:t>Naturvårdsarter och fridlysta arter</w:t>
       </w:r>
     </w:p>
     <w:p>
       <w:r>
-        <w:t>Följande fridlysta arter har sina livsmiljöer och växtplatser i den avverkningsanmälda skogen: sparvuggla (NT, §4).</w:t>
-      </w:r>
-    </w:p>
-    <w:p>
-      <w:r>
-        <w:t xml:space="preserve">Observera att medlemsländerna är skyldiga att agera i enlighet med EU:s fågeldirektiv där det uttryckligen står att direktivet gäller för fåglar samt för deras ägg, bon och </w:t>
-      </w:r>
-      <w:r>
-        <w:rPr>
-          <w:b/>
-        </w:rPr>
-        <w:t xml:space="preserve">livsmiljöer </w:t>
-      </w:r>
-      <w:r>
-        <w:t>(artikel 1). Vidare att de åtgärder som vidtas inte får leda till en försämring av den nuvarande situationen beträffande bevarandet av de fågelarter som avses i artikel 1 (artikel 13). Fågeldirektivet är styrande för tillsynsansvariga myndigheters ärendehantering, ställningstaganden och beslutsfattande.</w:t>
+        <w:t>Nedan följer beskrivningar av de naturvårdsarter och fridlysta arter som har sina livsmiljöer och växtplatser i den avverkningsanmälda skogen. Se även ytterligare artfakta i BILAGA 1. De påträffade naturvårdsarterna är ett tydligt kvitto på att det rör sig om en skog med höga naturvärden.</w:t>
       </w:r>
     </w:p>
     <w:p>
@@ -282,23 +252,37 @@
         <w:rPr>
           <w:b/>
         </w:rPr>
-        <w:t>Sparvuggla (NT, §4)</w:t>
+        <w:t xml:space="preserve">Kopparspindling (VU) </w:t>
       </w:r>
       <w:r>
-        <w:t xml:space="preserve"> är fridlyst enligt 4§ artskyddsförordningen och omfattas av bilaga 1 EU:s fågeldirektiv. Den har minskat med 15 (5–25) % under de senaste 15 åren och minskningstakten för den svenska populationen bedöms vara nära gränsvärdet för Sårbar (VU).  Sparvugglan häckar i naturskog samt i klassisk bondeskog och förekommer främst i större skogsområden som domineras av barrblandskog med stort inslag av asp, björk och andra lövträd. Den behöver relativt stora skogsområden och saknas helt i mindre skogar och isolerade dungar. Reviren är i storleksordningen upp till 200 hektar. Sparvugglan missgynnas av överföring av variationsrika bondeskogar till ensartade produktionsskogar. Särskilt avverkning av lövträdsrika kantzoner och igenplantering av gamla inägor (SLU Artdatabanken, 2026; Skogsstyrelsen, 2016).</w:t>
+        <w:t>bildar mykorrhiza med tall och gran i äldre ängsgranskog på kalkrik mark, mer sällan i ren kalktallskog.</w:t>
       </w:r>
-    </w:p>
-    <w:p>
       <w:r>
-        <w:t>I BILAGA 1 finns mer detaljerad information om ekologi samt krav på livsmiljö hos fridlysta arter.</w:t>
+        <w:rPr>
+          <w:b/>
+        </w:rPr>
+        <w:t xml:space="preserve"> </w:t>
       </w:r>
-    </w:p>
-    <w:p>
-      <w:pPr>
-        <w:pStyle w:val="Heading2"/>
-      </w:pPr>
       <w:r>
-        <w:t>Övriga naturvårdsarter</w:t>
+        <w:t>Minskningstakten uppgår till 30 % inom 50 år och överstiger gränsvärdet för Sårbar (VU) enligt A-kriteriet. (A2c+3c+4c).</w:t>
+      </w:r>
+      <w:r>
+        <w:rPr>
+          <w:b/>
+        </w:rPr>
+        <w:t xml:space="preserve"> </w:t>
+      </w:r>
+      <w:r>
+        <w:t>Intensivt skogsbruk, särskilt kalavverkning och markberedning missgynnar arten och lokaler som även hyser ett stort antal andra hotade arter bör helt undantas från skogsbruk.</w:t>
+      </w:r>
+      <w:r>
+        <w:rPr>
+          <w:b/>
+        </w:rPr>
+        <w:t xml:space="preserve"> </w:t>
+      </w:r>
+      <w:r>
+        <w:t>Kopparspindling är globalt rödlistad som nära hotad (NT) vilket innebär att Sverige har ett internationellt ansvar för arten (SLU Artdatabanken, 2024; IUCN, 2015).</w:t>
       </w:r>
     </w:p>
     <w:p>
@@ -366,55 +350,6 @@
         <w:rPr>
           <w:b/>
         </w:rPr>
-        <w:t xml:space="preserve">Kopparspindling (VU) </w:t>
-      </w:r>
-      <w:r>
-        <w:t>bildar mykorrhiza med tall och gran i äldre ängsgranskog på kalkrik mark, mer sällan i ren kalktallskog.</w:t>
-      </w:r>
-      <w:r>
-        <w:rPr>
-          <w:b/>
-        </w:rPr>
-        <w:t xml:space="preserve"> </w:t>
-      </w:r>
-      <w:r>
-        <w:t>Minskningstakten uppgår till 30 % inom 50 år och överstiger gränsvärdet för Sårbar (VU) enligt A-kriteriet. (A2c+3c+4c).</w:t>
-      </w:r>
-      <w:r>
-        <w:rPr>
-          <w:b/>
-        </w:rPr>
-        <w:t xml:space="preserve"> </w:t>
-      </w:r>
-      <w:r>
-        <w:t>Intensivt skogsbruk, särskilt kalavverkning och markberedning missgynnar arten och lokaler som även hyser ett stort antal andra hotade arter bör helt undantas från skogsbruk.</w:t>
-      </w:r>
-      <w:r>
-        <w:rPr>
-          <w:b/>
-        </w:rPr>
-        <w:t xml:space="preserve"> </w:t>
-      </w:r>
-      <w:r>
-        <w:t>Kopparspindling är globalt rödlistad som nära hotad (NT) vilket innebär att Sverige har ett internationellt ansvar för arten (SLU Artdatabanken, 2024; IUCN, 2015).</w:t>
-      </w:r>
-    </w:p>
-    <w:p>
-      <w:r>
-        <w:rPr>
-          <w:b/>
-        </w:rPr>
-        <w:t>Olivspindling</w:t>
-      </w:r>
-      <w:r>
-        <w:t xml:space="preserve"> växer uteslutande på näringsrik och kalkhaltig skogsmark där den huvudsakligen bildar mykorrhiza med gran och tall. Svampen är en typisk representant för kalkgranskogens särpräglade och rika svampflora. Kalavverkning är ett hot mot arten, eftersom den sannolikt kräver lång kontinuitet av äldre träd. Populationerna i landet bedöms därför minska beroende på slutavverkning av äldre barrskog på kalkhaltig mark (SLU Artdatabanken, 2024; Nitare &amp; Skogsstyrelsen, 2019).</w:t>
-      </w:r>
-    </w:p>
-    <w:p>
-      <w:r>
-        <w:rPr>
-          <w:b/>
-        </w:rPr>
         <w:t xml:space="preserve">Orange taggsvamp (NT) </w:t>
       </w:r>
       <w:r>
@@ -446,10 +381,10 @@
         <w:rPr>
           <w:b/>
         </w:rPr>
-        <w:t xml:space="preserve">Rödgul trumpetsvamp </w:t>
+        <w:t xml:space="preserve">Skarp dropptaggsvamp (NT) </w:t>
       </w:r>
       <w:r>
-        <w:t>signalerar kalkrika barrsumpskogar eller avgränsade små mineralrika ytor i barrskogslandskapet, vilka normalt har höga naturvärden. I urbergsbygder är den en bra signalart på känsliga skogsbiotoper (Nitare &amp; Skogsstyrelsen, 2019).</w:t>
+        <w:t>bildar mykorrhiza med både gran och tall, främst i barrskogar med trädkontinuitet. Arten uppträder dels i näringsrik kalkbarrskog och dels i sur lavtallskog. Kalkbarrskogarna är ofta grandominerade, olikåldriga och skiktade på frisk mark med ett örtrikt vegetationsskikt. Lavtallskogarna är i regel magra, torra, ljusöppna och ofta brandpräglade. Den totala populationen i landet har minskat och bedöms fortsätta minska till följd av avverkning av äldre barrskogar. Arten har begränsad förmåga att återetablera sig efter slutavverkning eller andra storskaliga skogsbruksåtgärder. Det saknas indikationer på att arten långsiktigt kan etablera eller reproducera sig i skogsbestånd som brukas med metoder som trakthyggesbruk, markberedning, gödsling eller föryngring med förädlat plantmaterial. Minskningstakten för den svenska populationen bedöms vara nära gränsvärdet för Sårbar (VU) (SLU Artdatabanken, 2026).</w:t>
       </w:r>
     </w:p>
     <w:p>
@@ -457,10 +392,32 @@
         <w:rPr>
           <w:b/>
         </w:rPr>
-        <w:t xml:space="preserve">Skarp dropptaggsvamp (NT) </w:t>
+        <w:t>Sparvuggla (NT, §4)</w:t>
       </w:r>
       <w:r>
-        <w:t>bildar mykorrhiza med både gran och tall, främst i barrskogar med trädkontinuitet. Arten uppträder dels i näringsrik kalkbarrskog och dels i sur lavtallskog. Kalkbarrskogarna är ofta grandominerade, olikåldriga och skiktade på frisk mark med ett örtrikt vegetationsskikt. Lavtallskogarna är i regel magra, torra, ljusöppna och ofta brandpräglade. Den totala populationen i landet har minskat och bedöms fortsätta minska till följd av avverkning av äldre barrskogar. Arten har begränsad förmåga att återetablera sig efter slutavverkning eller andra storskaliga skogsbruksåtgärder. Det saknas indikationer på att arten långsiktigt kan etablera eller reproducera sig i skogsbestånd som brukas med metoder som trakthyggesbruk, markberedning, gödsling eller föryngring med förädlat plantmaterial. Minskningstakten för den svenska populationen bedöms vara nära gränsvärdet för Sårbar (VU) (SLU Artdatabanken, 2026).</w:t>
+        <w:t xml:space="preserve"> är fridlyst enligt 4§ artskyddsförordningen och omfattas av bilaga 1 EU:s fågeldirektiv. Den har minskat med 15 (5–25) % under de senaste 15 åren och minskningstakten för den svenska populationen bedöms vara nära gränsvärdet för Sårbar (VU).  Sparvugglan häckar i naturskog samt i klassisk bondeskog och förekommer främst i större skogsområden som domineras av barrblandskog med stort inslag av asp, björk och andra lövträd. Den behöver relativt stora skogsområden och saknas helt i mindre skogar och isolerade dungar. Reviren är i storleksordningen upp till 200 hektar. Sparvugglan missgynnas av överföring av variationsrika bondeskogar till ensartade produktionsskogar. Särskilt avverkning av lövträdsrika kantzoner och igenplantering av gamla inägor (SLU Artdatabanken, 2026; Skogsstyrelsen, 2016).</w:t>
+      </w:r>
+    </w:p>
+    <w:p>
+      <w:r>
+        <w:rPr>
+          <w:b/>
+        </w:rPr>
+        <w:t>Olivspindling</w:t>
+      </w:r>
+      <w:r>
+        <w:t xml:space="preserve"> växer uteslutande på näringsrik och kalkhaltig skogsmark där den huvudsakligen bildar mykorrhiza med gran och tall. Svampen är en typisk representant för kalkgranskogens särpräglade och rika svampflora. Kalavverkning är ett hot mot arten, eftersom den sannolikt kräver lång kontinuitet av äldre träd. Populationerna i landet bedöms därför minska beroende på slutavverkning av äldre barrskog på kalkhaltig mark (SLU Artdatabanken, 2024; Nitare &amp; Skogsstyrelsen, 2019).</w:t>
+      </w:r>
+    </w:p>
+    <w:p>
+      <w:r>
+        <w:rPr>
+          <w:b/>
+        </w:rPr>
+        <w:t xml:space="preserve">Rödgul trumpetsvamp </w:t>
+      </w:r>
+      <w:r>
+        <w:t>signalerar kalkrika barrsumpskogar eller avgränsade små mineralrika ytor i barrskogslandskapet, vilka normalt har höga naturvärden. I urbergsbygder är den en bra signalart på känsliga skogsbiotoper (Nitare &amp; Skogsstyrelsen, 2019).</w:t>
       </w:r>
     </w:p>
     <w:p>
@@ -948,7 +905,7 @@
     <w:r>
       <w:tab/>
       <w:tab/>
-      <w:t>2026-06-20</w:t>
+      <w:t>2026-06-21</w:t>
       <w:br/>
       <w:br/>
     </w:r>

--- a/klagomål/A 6086-2026 FSC-klagomål.docx
+++ b/klagomål/A 6086-2026 FSC-klagomål.docx
@@ -905,7 +905,7 @@
     <w:r>
       <w:tab/>
       <w:tab/>
-      <w:t>2026-06-21</w:t>
+      <w:t>2026-06-22</w:t>
       <w:br/>
       <w:br/>
     </w:r>

--- a/klagomål/A 6086-2026 FSC-klagomål.docx
+++ b/klagomål/A 6086-2026 FSC-klagomål.docx
@@ -905,7 +905,7 @@
     <w:r>
       <w:tab/>
       <w:tab/>
-      <w:t>2026-06-22</w:t>
+      <w:t>2026-06-23</w:t>
       <w:br/>
       <w:br/>
     </w:r>

--- a/klagomål/A 6086-2026 FSC-klagomål.docx
+++ b/klagomål/A 6086-2026 FSC-klagomål.docx
@@ -905,7 +905,7 @@
     <w:r>
       <w:tab/>
       <w:tab/>
-      <w:t>2026-06-23</w:t>
+      <w:t>2026-06-24</w:t>
       <w:br/>
       <w:br/>
     </w:r>

--- a/klagomål/A 6086-2026 FSC-klagomål.docx
+++ b/klagomål/A 6086-2026 FSC-klagomål.docx
@@ -905,7 +905,7 @@
     <w:r>
       <w:tab/>
       <w:tab/>
-      <w:t>2026-06-24</w:t>
+      <w:t>2026-06-25</w:t>
       <w:br/>
       <w:br/>
     </w:r>

--- a/klagomål/A 6086-2026 FSC-klagomål.docx
+++ b/klagomål/A 6086-2026 FSC-klagomål.docx
@@ -905,7 +905,7 @@
     <w:r>
       <w:tab/>
       <w:tab/>
-      <w:t>2026-06-25</w:t>
+      <w:t>2026-06-26</w:t>
       <w:br/>
       <w:br/>
     </w:r>

--- a/klagomål/A 6086-2026 FSC-klagomål.docx
+++ b/klagomål/A 6086-2026 FSC-klagomål.docx
@@ -905,7 +905,7 @@
     <w:r>
       <w:tab/>
       <w:tab/>
-      <w:t>2026-06-26</w:t>
+      <w:t>2026-06-27</w:t>
       <w:br/>
       <w:br/>
     </w:r>

--- a/klagomål/A 6086-2026 FSC-klagomål.docx
+++ b/klagomål/A 6086-2026 FSC-klagomål.docx
@@ -905,7 +905,7 @@
     <w:r>
       <w:tab/>
       <w:tab/>
-      <w:t>2026-06-27</w:t>
+      <w:t>2026-06-28</w:t>
       <w:br/>
       <w:br/>
     </w:r>

--- a/klagomål/A 6086-2026 FSC-klagomål.docx
+++ b/klagomål/A 6086-2026 FSC-klagomål.docx
@@ -905,7 +905,7 @@
     <w:r>
       <w:tab/>
       <w:tab/>
-      <w:t>2026-06-28</w:t>
+      <w:t>2026-06-29</w:t>
       <w:br/>
       <w:br/>
     </w:r>

--- a/klagomål/A 6086-2026 FSC-klagomål.docx
+++ b/klagomål/A 6086-2026 FSC-klagomål.docx
@@ -905,7 +905,7 @@
     <w:r>
       <w:tab/>
       <w:tab/>
-      <w:t>2026-06-29</w:t>
+      <w:t>2026-06-30</w:t>
       <w:br/>
       <w:br/>
     </w:r>

--- a/klagomål/A 6086-2026 FSC-klagomål.docx
+++ b/klagomål/A 6086-2026 FSC-klagomål.docx
@@ -905,7 +905,7 @@
     <w:r>
       <w:tab/>
       <w:tab/>
-      <w:t>2026-06-30</w:t>
+      <w:t>2026-07-01</w:t>
       <w:br/>
       <w:br/>
     </w:r>

--- a/klagomål/A 6086-2026 FSC-klagomål.docx
+++ b/klagomål/A 6086-2026 FSC-klagomål.docx
@@ -905,7 +905,7 @@
     <w:r>
       <w:tab/>
       <w:tab/>
-      <w:t>2026-07-01</w:t>
+      <w:t>2026-07-02</w:t>
       <w:br/>
       <w:br/>
     </w:r>

--- a/klagomål/A 6086-2026 FSC-klagomål.docx
+++ b/klagomål/A 6086-2026 FSC-klagomål.docx
@@ -905,7 +905,7 @@
     <w:r>
       <w:tab/>
       <w:tab/>
-      <w:t>2026-07-13</w:t>
+      <w:t>2026-07-14</w:t>
       <w:br/>
       <w:br/>
     </w:r>

--- a/klagomål/A 6086-2026 FSC-klagomål.docx
+++ b/klagomål/A 6086-2026 FSC-klagomål.docx
@@ -905,7 +905,7 @@
     <w:r>
       <w:tab/>
       <w:tab/>
-      <w:t>2026-07-14</w:t>
+      <w:t>2026-07-15</w:t>
       <w:br/>
       <w:br/>
     </w:r>

--- a/klagomål/A 6086-2026 FSC-klagomål.docx
+++ b/klagomål/A 6086-2026 FSC-klagomål.docx
@@ -905,7 +905,7 @@
     <w:r>
       <w:tab/>
       <w:tab/>
-      <w:t>2026-07-15</w:t>
+      <w:t>2026-07-16</w:t>
       <w:br/>
       <w:br/>
     </w:r>

--- a/klagomål/A 6086-2026 FSC-klagomål.docx
+++ b/klagomål/A 6086-2026 FSC-klagomål.docx
@@ -905,7 +905,7 @@
     <w:r>
       <w:tab/>
       <w:tab/>
-      <w:t>2026-07-16</w:t>
+      <w:t>2026-07-17</w:t>
       <w:br/>
       <w:br/>
     </w:r>

--- a/klagomål/A 6086-2026 FSC-klagomål.docx
+++ b/klagomål/A 6086-2026 FSC-klagomål.docx
@@ -905,7 +905,7 @@
     <w:r>
       <w:tab/>
       <w:tab/>
-      <w:t>2026-07-17</w:t>
+      <w:t>2026-07-18</w:t>
       <w:br/>
       <w:br/>
     </w:r>

--- a/klagomål/A 6086-2026 FSC-klagomål.docx
+++ b/klagomål/A 6086-2026 FSC-klagomål.docx
@@ -905,7 +905,7 @@
     <w:r>
       <w:tab/>
       <w:tab/>
-      <w:t>2026-07-18</w:t>
+      <w:t>2026-07-19</w:t>
       <w:br/>
       <w:br/>
     </w:r>

--- a/klagomål/A 6086-2026 FSC-klagomål.docx
+++ b/klagomål/A 6086-2026 FSC-klagomål.docx
@@ -905,7 +905,7 @@
     <w:r>
       <w:tab/>
       <w:tab/>
-      <w:t>2026-07-19</w:t>
+      <w:t>2026-07-20</w:t>
       <w:br/>
       <w:br/>
     </w:r>

--- a/klagomål/A 6086-2026 FSC-klagomål.docx
+++ b/klagomål/A 6086-2026 FSC-klagomål.docx
@@ -905,7 +905,7 @@
     <w:r>
       <w:tab/>
       <w:tab/>
-      <w:t>2026-07-20</w:t>
+      <w:t>2026-07-21</w:t>
       <w:br/>
       <w:br/>
     </w:r>

--- a/klagomål/A 6086-2026 FSC-klagomål.docx
+++ b/klagomål/A 6086-2026 FSC-klagomål.docx
@@ -905,7 +905,7 @@
     <w:r>
       <w:tab/>
       <w:tab/>
-      <w:t>2026-07-21</w:t>
+      <w:t>2026-07-22</w:t>
       <w:br/>
       <w:br/>
     </w:r>

--- a/klagomål/A 6086-2026 FSC-klagomål.docx
+++ b/klagomål/A 6086-2026 FSC-klagomål.docx
@@ -905,7 +905,7 @@
     <w:r>
       <w:tab/>
       <w:tab/>
-      <w:t>2026-07-22</w:t>
+      <w:t>2026-07-23</w:t>
       <w:br/>
       <w:br/>
     </w:r>

--- a/klagomål/A 6086-2026 FSC-klagomål.docx
+++ b/klagomål/A 6086-2026 FSC-klagomål.docx
@@ -905,7 +905,7 @@
     <w:r>
       <w:tab/>
       <w:tab/>
-      <w:t>2026-07-23</w:t>
+      <w:t>2026-07-24</w:t>
       <w:br/>
       <w:br/>
     </w:r>

--- a/klagomål/A 6086-2026 FSC-klagomål.docx
+++ b/klagomål/A 6086-2026 FSC-klagomål.docx
@@ -905,7 +905,7 @@
     <w:r>
       <w:tab/>
       <w:tab/>
-      <w:t>2026-07-24</w:t>
+      <w:t>2026-07-25</w:t>
       <w:br/>
       <w:br/>
     </w:r>

--- a/klagomål/A 6086-2026 FSC-klagomål.docx
+++ b/klagomål/A 6086-2026 FSC-klagomål.docx
@@ -905,7 +905,7 @@
     <w:r>
       <w:tab/>
       <w:tab/>
-      <w:t>2026-07-25</w:t>
+      <w:t>2026-07-26</w:t>
       <w:br/>
       <w:br/>
     </w:r>

--- a/klagomål/A 6086-2026 FSC-klagomål.docx
+++ b/klagomål/A 6086-2026 FSC-klagomål.docx
@@ -905,7 +905,7 @@
     <w:r>
       <w:tab/>
       <w:tab/>
-      <w:t>2026-07-26</w:t>
+      <w:t>2026-07-27</w:t>
       <w:br/>
       <w:br/>
     </w:r>

--- a/klagomål/A 6086-2026 FSC-klagomål.docx
+++ b/klagomål/A 6086-2026 FSC-klagomål.docx
@@ -905,7 +905,7 @@
     <w:r>
       <w:tab/>
       <w:tab/>
-      <w:t>2026-07-27</w:t>
+      <w:t>2026-07-28</w:t>
       <w:br/>
       <w:br/>
     </w:r>

--- a/klagomål/A 6086-2026 FSC-klagomål.docx
+++ b/klagomål/A 6086-2026 FSC-klagomål.docx
@@ -905,7 +905,7 @@
     <w:r>
       <w:tab/>
       <w:tab/>
-      <w:t>2026-07-28</w:t>
+      <w:t>2026-07-29</w:t>
       <w:br/>
       <w:br/>
     </w:r>

--- a/klagomål/A 6086-2026 FSC-klagomål.docx
+++ b/klagomål/A 6086-2026 FSC-klagomål.docx
@@ -905,7 +905,7 @@
     <w:r>
       <w:tab/>
       <w:tab/>
-      <w:t>2026-07-29</w:t>
+      <w:t>2026-07-30</w:t>
       <w:br/>
       <w:br/>
     </w:r>

--- a/klagomål/A 6086-2026 FSC-klagomål.docx
+++ b/klagomål/A 6086-2026 FSC-klagomål.docx
@@ -905,7 +905,7 @@
     <w:r>
       <w:tab/>
       <w:tab/>
-      <w:t>2026-07-30</w:t>
+      <w:t>2026-07-31</w:t>
       <w:br/>
       <w:br/>
     </w:r>

--- a/klagomål/A 6086-2026 FSC-klagomål.docx
+++ b/klagomål/A 6086-2026 FSC-klagomål.docx
@@ -905,7 +905,7 @@
     <w:r>
       <w:tab/>
       <w:tab/>
-      <w:t>2026-07-31</w:t>
+      <w:t>2026-08-01</w:t>
       <w:br/>
       <w:br/>
     </w:r>

--- a/klagomål/A 6086-2026 FSC-klagomål.docx
+++ b/klagomål/A 6086-2026 FSC-klagomål.docx
@@ -905,7 +905,7 @@
     <w:r>
       <w:tab/>
       <w:tab/>
-      <w:t>2026-08-01</w:t>
+      <w:t>2026-08-02</w:t>
       <w:br/>
       <w:br/>
     </w:r>

--- a/klagomål/A 6086-2026 FSC-klagomål.docx
+++ b/klagomål/A 6086-2026 FSC-klagomål.docx
@@ -905,7 +905,7 @@
     <w:r>
       <w:tab/>
       <w:tab/>
-      <w:t>2026-08-02</w:t>
+      <w:t>2026-08-03</w:t>
       <w:br/>
       <w:br/>
     </w:r>

--- a/klagomål/A 6086-2026 FSC-klagomål.docx
+++ b/klagomål/A 6086-2026 FSC-klagomål.docx
@@ -905,7 +905,7 @@
     <w:r>
       <w:tab/>
       <w:tab/>
-      <w:t>2026-08-03</w:t>
+      <w:t>2026-08-05</w:t>
       <w:br/>
       <w:br/>
     </w:r>

--- a/klagomål/A 6086-2026 FSC-klagomål.docx
+++ b/klagomål/A 6086-2026 FSC-klagomål.docx
@@ -905,7 +905,7 @@
     <w:r>
       <w:tab/>
       <w:tab/>
-      <w:t>2026-08-05</w:t>
+      <w:t>2026-08-07</w:t>
       <w:br/>
       <w:br/>
     </w:r>

--- a/klagomål/A 6086-2026 FSC-klagomål.docx
+++ b/klagomål/A 6086-2026 FSC-klagomål.docx
@@ -905,7 +905,7 @@
     <w:r>
       <w:tab/>
       <w:tab/>
-      <w:t>2026-08-07</w:t>
+      <w:t>2026-08-08</w:t>
       <w:br/>
       <w:br/>
     </w:r>

--- a/klagomål/A 6086-2026 FSC-klagomål.docx
+++ b/klagomål/A 6086-2026 FSC-klagomål.docx
@@ -216,7 +216,7 @@
         <w:spacing w:after="240"/>
       </w:pPr>
       <w:r>
-        <w:t>Figur 1. Fyndplatser för naturvårdsarter i och inom 16 meter från avverkningsanmälan. Markörer utan svart kant är placerade på fyndplatsen. Markörer med svart kant är placerade vid sidan av fyndplatsen har ett svart streck som visar fyndplatsens exakta position. Kartans mittpunktskoordinat är N 6711877, E 652987 i SWEREF 99 TM.</w:t>
+        <w:t>Figur 1. Fyndplatser för naturvårdsarter i och inom 16 meter från avverkningsanmälan. Markörer utan svart kant är placerade på fyndplatsen. Markörer med svart kant är placerade vid sidan av fyndplatsen och har ett svart streck som visar fyndplatsens exakta position. Kartans mittpunktskoordinat är N 6711877, E 652987 i SWEREF 99 TM.</w:t>
       </w:r>
     </w:p>
     <w:p>
@@ -905,7 +905,7 @@
     <w:r>
       <w:tab/>
       <w:tab/>
-      <w:t>2026-08-14</w:t>
+      <w:t>2026-08-15</w:t>
       <w:br/>
       <w:br/>
     </w:r>

--- a/klagomål/A 6086-2026 FSC-klagomål.docx
+++ b/klagomål/A 6086-2026 FSC-klagomål.docx
@@ -905,7 +905,7 @@
     <w:r>
       <w:tab/>
       <w:tab/>
-      <w:t>2026-08-15</w:t>
+      <w:t>2026-08-16</w:t>
       <w:br/>
       <w:br/>
     </w:r>

--- a/klagomål/A 6086-2026 FSC-klagomål.docx
+++ b/klagomål/A 6086-2026 FSC-klagomål.docx
@@ -905,7 +905,7 @@
     <w:r>
       <w:tab/>
       <w:tab/>
-      <w:t>2026-08-16</w:t>
+      <w:t>2026-08-17</w:t>
       <w:br/>
       <w:br/>
     </w:r>

--- a/klagomål/A 6086-2026 FSC-klagomål.docx
+++ b/klagomål/A 6086-2026 FSC-klagomål.docx
@@ -905,7 +905,7 @@
     <w:r>
       <w:tab/>
       <w:tab/>
-      <w:t>2026-08-17</w:t>
+      <w:t>2026-08-18</w:t>
       <w:br/>
       <w:br/>
     </w:r>

--- a/klagomål/A 6086-2026 FSC-klagomål.docx
+++ b/klagomål/A 6086-2026 FSC-klagomål.docx
@@ -905,7 +905,7 @@
     <w:r>
       <w:tab/>
       <w:tab/>
-      <w:t>2026-08-18</w:t>
+      <w:t>2026-08-19</w:t>
       <w:br/>
       <w:br/>
     </w:r>

--- a/klagomål/A 6086-2026 FSC-klagomål.docx
+++ b/klagomål/A 6086-2026 FSC-klagomål.docx
@@ -905,7 +905,7 @@
     <w:r>
       <w:tab/>
       <w:tab/>
-      <w:t>2026-08-19</w:t>
+      <w:t>2026-08-20</w:t>
       <w:br/>
       <w:br/>
     </w:r>

--- a/klagomål/A 6086-2026 FSC-klagomål.docx
+++ b/klagomål/A 6086-2026 FSC-klagomål.docx
@@ -905,7 +905,7 @@
     <w:r>
       <w:tab/>
       <w:tab/>
-      <w:t>2026-08-20</w:t>
+      <w:t>2026-08-21</w:t>
       <w:br/>
       <w:br/>
     </w:r>

--- a/klagomål/A 6086-2026 FSC-klagomål.docx
+++ b/klagomål/A 6086-2026 FSC-klagomål.docx
@@ -905,7 +905,7 @@
     <w:r>
       <w:tab/>
       <w:tab/>
-      <w:t>2026-08-21</w:t>
+      <w:t>2026-08-22</w:t>
       <w:br/>
       <w:br/>
     </w:r>

--- a/klagomål/A 6086-2026 FSC-klagomål.docx
+++ b/klagomål/A 6086-2026 FSC-klagomål.docx
@@ -905,7 +905,7 @@
     <w:r>
       <w:tab/>
       <w:tab/>
-      <w:t>2026-08-22</w:t>
+      <w:t>2026-08-23</w:t>
       <w:br/>
       <w:br/>
     </w:r>

--- a/klagomål/A 6086-2026 FSC-klagomål.docx
+++ b/klagomål/A 6086-2026 FSC-klagomål.docx
@@ -905,7 +905,7 @@
     <w:r>
       <w:tab/>
       <w:tab/>
-      <w:t>2026-08-23</w:t>
+      <w:t>2026-08-24</w:t>
       <w:br/>
       <w:br/>
     </w:r>

--- a/klagomål/A 6086-2026 FSC-klagomål.docx
+++ b/klagomål/A 6086-2026 FSC-klagomål.docx
@@ -905,7 +905,7 @@
     <w:r>
       <w:tab/>
       <w:tab/>
-      <w:t>2026-08-24</w:t>
+      <w:t>2026-08-25</w:t>
       <w:br/>
       <w:br/>
     </w:r>

--- a/klagomål/A 6086-2026 FSC-klagomål.docx
+++ b/klagomål/A 6086-2026 FSC-klagomål.docx
@@ -905,7 +905,7 @@
     <w:r>
       <w:tab/>
       <w:tab/>
-      <w:t>2026-08-25</w:t>
+      <w:t>2026-08-26</w:t>
       <w:br/>
       <w:br/>
     </w:r>

--- a/klagomål/A 6086-2026 FSC-klagomål.docx
+++ b/klagomål/A 6086-2026 FSC-klagomål.docx
@@ -905,7 +905,7 @@
     <w:r>
       <w:tab/>
       <w:tab/>
-      <w:t>2026-08-26</w:t>
+      <w:t>2026-08-27</w:t>
       <w:br/>
       <w:br/>
     </w:r>

--- a/klagomål/A 6086-2026 FSC-klagomål.docx
+++ b/klagomål/A 6086-2026 FSC-klagomål.docx
@@ -905,7 +905,7 @@
     <w:r>
       <w:tab/>
       <w:tab/>
-      <w:t>2026-08-27</w:t>
+      <w:t>2026-08-28</w:t>
       <w:br/>
       <w:br/>
     </w:r>

--- a/klagomål/A 6086-2026 FSC-klagomål.docx
+++ b/klagomål/A 6086-2026 FSC-klagomål.docx
@@ -905,7 +905,7 @@
     <w:r>
       <w:tab/>
       <w:tab/>
-      <w:t>2026-08-28</w:t>
+      <w:t>2026-08-29</w:t>
       <w:br/>
       <w:br/>
     </w:r>

--- a/klagomål/A 6086-2026 FSC-klagomål.docx
+++ b/klagomål/A 6086-2026 FSC-klagomål.docx
@@ -905,7 +905,7 @@
     <w:r>
       <w:tab/>
       <w:tab/>
-      <w:t>2026-08-29</w:t>
+      <w:t>2026-08-31</w:t>
       <w:br/>
       <w:br/>
     </w:r>

--- a/klagomål/A 6086-2026 FSC-klagomål.docx
+++ b/klagomål/A 6086-2026 FSC-klagomål.docx
@@ -905,7 +905,7 @@
     <w:r>
       <w:tab/>
       <w:tab/>
-      <w:t>2026-08-31</w:t>
+      <w:t>2026-09-01</w:t>
       <w:br/>
       <w:br/>
     </w:r>

--- a/klagomål/A 6086-2026 FSC-klagomål.docx
+++ b/klagomål/A 6086-2026 FSC-klagomål.docx
@@ -905,7 +905,7 @@
     <w:r>
       <w:tab/>
       <w:tab/>
-      <w:t>2026-09-01</w:t>
+      <w:t>2026-09-02</w:t>
       <w:br/>
       <w:br/>
     </w:r>

--- a/klagomål/A 6086-2026 FSC-klagomål.docx
+++ b/klagomål/A 6086-2026 FSC-klagomål.docx
@@ -905,7 +905,7 @@
     <w:r>
       <w:tab/>
       <w:tab/>
-      <w:t>2026-09-02</w:t>
+      <w:t>2026-09-03</w:t>
       <w:br/>
       <w:br/>
     </w:r>

--- a/klagomål/A 6086-2026 FSC-klagomål.docx
+++ b/klagomål/A 6086-2026 FSC-klagomål.docx
@@ -905,7 +905,7 @@
     <w:r>
       <w:tab/>
       <w:tab/>
-      <w:t>2026-09-03</w:t>
+      <w:t>2026-09-04</w:t>
       <w:br/>
       <w:br/>
     </w:r>

--- a/klagomål/A 6086-2026 FSC-klagomål.docx
+++ b/klagomål/A 6086-2026 FSC-klagomål.docx
@@ -905,7 +905,7 @@
     <w:r>
       <w:tab/>
       <w:tab/>
-      <w:t>2026-09-04</w:t>
+      <w:t>2026-09-05</w:t>
       <w:br/>
       <w:br/>
     </w:r>
